--- a/MIS360 --Artefacts 3&4_ERD & BPMN (2).docx
+++ b/MIS360 --Artefacts 3&4_ERD & BPMN (2).docx
@@ -1195,10 +1195,10 @@
         <w:tblLook w:val="04A0" w:firstRow="1" w:lastRow="0" w:firstColumn="1" w:lastColumn="0" w:noHBand="0" w:noVBand="1"/>
       </w:tblPr>
       <w:tblGrid>
-        <w:gridCol w:w="2033"/>
-        <w:gridCol w:w="2033"/>
+        <w:gridCol w:w="1902"/>
+        <w:gridCol w:w="1593"/>
         <w:gridCol w:w="1568"/>
-        <w:gridCol w:w="1752"/>
+        <w:gridCol w:w="2179"/>
         <w:gridCol w:w="2118"/>
       </w:tblGrid>
       <w:tr>
@@ -1452,7 +1452,7 @@
           </w:tcPr>
           <w:p>
             <w:r>
-              <w:t>User account identity, authentication, roles, and notification preferences</w:t>
+              <w:t>User accounts, authentication, and user roles</w:t>
             </w:r>
           </w:p>
         </w:tc>
@@ -1481,7 +1481,7 @@
               <w:t>one</w:t>
             </w:r>
             <w:r>
-              <w:t xml:space="preserve"> – other contexts reference identity</w:t>
+              <w:t xml:space="preserve"> </w:t>
             </w:r>
           </w:p>
           <w:p/>
@@ -1511,12 +1511,108 @@
             </w:pPr>
             <w:proofErr w:type="spellStart"/>
             <w:r>
-              <w:lastRenderedPageBreak/>
               <w:t>StudentOrg</w:t>
             </w:r>
             <w:proofErr w:type="spellEnd"/>
           </w:p>
         </w:tc>
+        <w:tc>
+          <w:tcPr>
+            <w:tcW w:w="2033" w:type="dxa"/>
+            <w:tcBorders>
+              <w:top w:val="single" w:sz="1" w:space="0" w:color="CCCCCC"/>
+              <w:left w:val="single" w:sz="1" w:space="0" w:color="CCCCCC"/>
+              <w:bottom w:val="single" w:sz="1" w:space="0" w:color="CCCCCC"/>
+              <w:right w:val="single" w:sz="1" w:space="0" w:color="CCCCCC"/>
+            </w:tcBorders>
+            <w:shd w:val="clear" w:color="auto" w:fill="FAFAFA"/>
+            <w:tcMar>
+              <w:top w:w="100" w:type="dxa"/>
+              <w:left w:w="160" w:type="dxa"/>
+              <w:bottom w:w="100" w:type="dxa"/>
+              <w:right w:w="160" w:type="dxa"/>
+            </w:tcMar>
+          </w:tcPr>
+          <w:p>
+            <w:pPr>
+              <w:jc w:val="center"/>
+            </w:pPr>
+            <w:r>
+              <w:t>User (internal entity)</w:t>
+            </w:r>
+          </w:p>
+        </w:tc>
+        <w:tc>
+          <w:tcPr>
+            <w:tcW w:w="1523" w:type="dxa"/>
+            <w:tcBorders>
+              <w:top w:val="single" w:sz="1" w:space="0" w:color="CCCCCC"/>
+              <w:left w:val="single" w:sz="1" w:space="0" w:color="CCCCCC"/>
+              <w:bottom w:val="single" w:sz="1" w:space="0" w:color="CCCCCC"/>
+              <w:right w:val="single" w:sz="1" w:space="0" w:color="CCCCCC"/>
+            </w:tcBorders>
+            <w:shd w:val="clear" w:color="auto" w:fill="FAFAFA"/>
+            <w:tcMar>
+              <w:top w:w="100" w:type="dxa"/>
+              <w:left w:w="160" w:type="dxa"/>
+              <w:bottom w:w="100" w:type="dxa"/>
+              <w:right w:w="160" w:type="dxa"/>
+            </w:tcMar>
+          </w:tcPr>
+          <w:p>
+            <w:r>
+              <w:t>Identity &amp; Access</w:t>
+            </w:r>
+          </w:p>
+        </w:tc>
+        <w:tc>
+          <w:tcPr>
+            <w:tcW w:w="1826" w:type="dxa"/>
+            <w:tcBorders>
+              <w:top w:val="single" w:sz="1" w:space="0" w:color="CCCCCC"/>
+              <w:left w:val="single" w:sz="1" w:space="0" w:color="CCCCCC"/>
+              <w:bottom w:val="single" w:sz="1" w:space="0" w:color="CCCCCC"/>
+              <w:right w:val="single" w:sz="1" w:space="0" w:color="CCCCCC"/>
+            </w:tcBorders>
+            <w:shd w:val="clear" w:color="auto" w:fill="FAFAFA"/>
+            <w:tcMar>
+              <w:top w:w="100" w:type="dxa"/>
+              <w:left w:w="160" w:type="dxa"/>
+              <w:bottom w:w="100" w:type="dxa"/>
+              <w:right w:w="160" w:type="dxa"/>
+            </w:tcMar>
+          </w:tcPr>
+          <w:p>
+            <w:r>
+              <w:t>Verified student organization information</w:t>
+            </w:r>
+          </w:p>
+        </w:tc>
+        <w:tc>
+          <w:tcPr>
+            <w:tcW w:w="1945" w:type="dxa"/>
+            <w:tcBorders>
+              <w:top w:val="single" w:sz="1" w:space="0" w:color="CCCCCC"/>
+              <w:left w:val="single" w:sz="1" w:space="0" w:color="CCCCCC"/>
+              <w:bottom w:val="single" w:sz="1" w:space="0" w:color="CCCCCC"/>
+              <w:right w:val="single" w:sz="1" w:space="0" w:color="CCCCCC"/>
+            </w:tcBorders>
+            <w:shd w:val="clear" w:color="auto" w:fill="FAFAFA"/>
+            <w:tcMar>
+              <w:top w:w="100" w:type="dxa"/>
+              <w:left w:w="160" w:type="dxa"/>
+              <w:bottom w:w="100" w:type="dxa"/>
+              <w:right w:w="160" w:type="dxa"/>
+            </w:tcMar>
+          </w:tcPr>
+          <w:p>
+            <w:r>
+              <w:t>None</w:t>
+            </w:r>
+          </w:p>
+        </w:tc>
+      </w:tr>
+      <w:tr>
         <w:tc>
           <w:tcPr>
             <w:tcW w:w="2033" w:type="dxa"/>
@@ -1540,11 +1636,158 @@
             </w:pPr>
             <w:proofErr w:type="spellStart"/>
             <w:r>
-              <w:t>StudentOrg</w:t>
+              <w:lastRenderedPageBreak/>
+              <w:t>OrgMembership</w:t>
             </w:r>
             <w:proofErr w:type="spellEnd"/>
-            <w:r>
-              <w:t xml:space="preserve"> </w:t>
+          </w:p>
+        </w:tc>
+        <w:tc>
+          <w:tcPr>
+            <w:tcW w:w="2033" w:type="dxa"/>
+            <w:tcBorders>
+              <w:top w:val="single" w:sz="1" w:space="0" w:color="CCCCCC"/>
+              <w:left w:val="single" w:sz="1" w:space="0" w:color="CCCCCC"/>
+              <w:bottom w:val="single" w:sz="1" w:space="0" w:color="CCCCCC"/>
+              <w:right w:val="single" w:sz="1" w:space="0" w:color="CCCCCC"/>
+            </w:tcBorders>
+            <w:shd w:val="clear" w:color="auto" w:fill="FAFAFA"/>
+            <w:tcMar>
+              <w:top w:w="100" w:type="dxa"/>
+              <w:left w:w="160" w:type="dxa"/>
+              <w:bottom w:w="100" w:type="dxa"/>
+              <w:right w:w="160" w:type="dxa"/>
+            </w:tcMar>
+          </w:tcPr>
+          <w:p>
+            <w:pPr>
+              <w:jc w:val="center"/>
+            </w:pPr>
+            <w:r>
+              <w:t>User (internal entity)</w:t>
+            </w:r>
+          </w:p>
+        </w:tc>
+        <w:tc>
+          <w:tcPr>
+            <w:tcW w:w="1523" w:type="dxa"/>
+            <w:tcBorders>
+              <w:top w:val="single" w:sz="1" w:space="0" w:color="CCCCCC"/>
+              <w:left w:val="single" w:sz="1" w:space="0" w:color="CCCCCC"/>
+              <w:bottom w:val="single" w:sz="1" w:space="0" w:color="CCCCCC"/>
+              <w:right w:val="single" w:sz="1" w:space="0" w:color="CCCCCC"/>
+            </w:tcBorders>
+            <w:shd w:val="clear" w:color="auto" w:fill="FAFAFA"/>
+            <w:tcMar>
+              <w:top w:w="100" w:type="dxa"/>
+              <w:left w:w="160" w:type="dxa"/>
+              <w:bottom w:w="100" w:type="dxa"/>
+              <w:right w:w="160" w:type="dxa"/>
+            </w:tcMar>
+          </w:tcPr>
+          <w:p>
+            <w:r>
+              <w:t>Identity &amp; Access</w:t>
+            </w:r>
+          </w:p>
+        </w:tc>
+        <w:tc>
+          <w:tcPr>
+            <w:tcW w:w="1826" w:type="dxa"/>
+            <w:tcBorders>
+              <w:top w:val="single" w:sz="1" w:space="0" w:color="CCCCCC"/>
+              <w:left w:val="single" w:sz="1" w:space="0" w:color="CCCCCC"/>
+              <w:bottom w:val="single" w:sz="1" w:space="0" w:color="CCCCCC"/>
+              <w:right w:val="single" w:sz="1" w:space="0" w:color="CCCCCC"/>
+            </w:tcBorders>
+            <w:shd w:val="clear" w:color="auto" w:fill="FAFAFA"/>
+            <w:tcMar>
+              <w:top w:w="100" w:type="dxa"/>
+              <w:left w:w="160" w:type="dxa"/>
+              <w:bottom w:w="100" w:type="dxa"/>
+              <w:right w:w="160" w:type="dxa"/>
+            </w:tcMar>
+          </w:tcPr>
+          <w:p>
+            <w:r>
+              <w:t>Tracks which users belong to organizations and their roles</w:t>
+            </w:r>
+          </w:p>
+        </w:tc>
+        <w:tc>
+          <w:tcPr>
+            <w:tcW w:w="1945" w:type="dxa"/>
+            <w:tcBorders>
+              <w:top w:val="single" w:sz="1" w:space="0" w:color="CCCCCC"/>
+              <w:left w:val="single" w:sz="1" w:space="0" w:color="CCCCCC"/>
+              <w:bottom w:val="single" w:sz="1" w:space="0" w:color="CCCCCC"/>
+              <w:right w:val="single" w:sz="1" w:space="0" w:color="CCCCCC"/>
+            </w:tcBorders>
+            <w:shd w:val="clear" w:color="auto" w:fill="FAFAFA"/>
+            <w:tcMar>
+              <w:top w:w="100" w:type="dxa"/>
+              <w:left w:w="160" w:type="dxa"/>
+              <w:bottom w:w="100" w:type="dxa"/>
+              <w:right w:w="160" w:type="dxa"/>
+            </w:tcMar>
+          </w:tcPr>
+          <w:p>
+            <w:r>
+              <w:t>None</w:t>
+            </w:r>
+          </w:p>
+        </w:tc>
+      </w:tr>
+      <w:tr>
+        <w:tc>
+          <w:tcPr>
+            <w:tcW w:w="2033" w:type="dxa"/>
+            <w:tcBorders>
+              <w:top w:val="single" w:sz="1" w:space="0" w:color="CCCCCC"/>
+              <w:left w:val="single" w:sz="1" w:space="0" w:color="CCCCCC"/>
+              <w:bottom w:val="single" w:sz="1" w:space="0" w:color="CCCCCC"/>
+              <w:right w:val="single" w:sz="1" w:space="0" w:color="CCCCCC"/>
+            </w:tcBorders>
+            <w:shd w:val="clear" w:color="auto" w:fill="FAFAFA"/>
+            <w:tcMar>
+              <w:top w:w="100" w:type="dxa"/>
+              <w:left w:w="160" w:type="dxa"/>
+              <w:bottom w:w="100" w:type="dxa"/>
+              <w:right w:w="160" w:type="dxa"/>
+            </w:tcMar>
+          </w:tcPr>
+          <w:p>
+            <w:pPr>
+              <w:jc w:val="center"/>
+            </w:pPr>
+            <w:r>
+              <w:t>Listing</w:t>
+            </w:r>
+          </w:p>
+        </w:tc>
+        <w:tc>
+          <w:tcPr>
+            <w:tcW w:w="2033" w:type="dxa"/>
+            <w:tcBorders>
+              <w:top w:val="single" w:sz="1" w:space="0" w:color="CCCCCC"/>
+              <w:left w:val="single" w:sz="1" w:space="0" w:color="CCCCCC"/>
+              <w:bottom w:val="single" w:sz="1" w:space="0" w:color="CCCCCC"/>
+              <w:right w:val="single" w:sz="1" w:space="0" w:color="CCCCCC"/>
+            </w:tcBorders>
+            <w:shd w:val="clear" w:color="auto" w:fill="FAFAFA"/>
+            <w:tcMar>
+              <w:top w:w="100" w:type="dxa"/>
+              <w:left w:w="160" w:type="dxa"/>
+              <w:bottom w:w="100" w:type="dxa"/>
+              <w:right w:w="160" w:type="dxa"/>
+            </w:tcMar>
+          </w:tcPr>
+          <w:p>
+            <w:pPr>
+              <w:jc w:val="center"/>
+            </w:pPr>
+            <w:r>
+              <w:t xml:space="preserve">Listing </w:t>
             </w:r>
             <w:r>
               <w:rPr>
@@ -1573,7 +1816,10 @@
           </w:tcPr>
           <w:p>
             <w:r>
-              <w:t>Organization</w:t>
+              <w:t>Listing</w:t>
+            </w:r>
+            <w:r>
+              <w:t>s</w:t>
             </w:r>
           </w:p>
         </w:tc>
@@ -1596,7 +1842,7 @@
           </w:tcPr>
           <w:p>
             <w:r>
-              <w:t>Org identity, org type, verification status, and authorized members</w:t>
+              <w:t>Managing free item posts, availability, and listing lifecycle</w:t>
             </w:r>
           </w:p>
         </w:tc>
@@ -1620,27 +1866,268 @@
           <w:p>
             <w:proofErr w:type="spellStart"/>
             <w:r>
-              <w:t>User.user_id</w:t>
+              <w:t>StudentOrg.org_id</w:t>
             </w:r>
             <w:proofErr w:type="spellEnd"/>
             <w:r>
-              <w:t xml:space="preserve"> → Identity (via </w:t>
-            </w:r>
-            <w:proofErr w:type="spellStart"/>
-            <w:r>
-              <w:t>OrgMembership</w:t>
-            </w:r>
-            <w:proofErr w:type="spellEnd"/>
-            <w:r>
-              <w:t xml:space="preserve">, managed through </w:t>
-            </w:r>
-            <w:proofErr w:type="spellStart"/>
-            <w:r>
-              <w:t>StudentOrg</w:t>
-            </w:r>
-            <w:proofErr w:type="spellEnd"/>
-            <w:r>
-              <w:t xml:space="preserve"> root)</w:t>
+              <w:t xml:space="preserve"> → Identity &amp; Access</w:t>
+            </w:r>
+          </w:p>
+        </w:tc>
+      </w:tr>
+      <w:tr>
+        <w:tc>
+          <w:tcPr>
+            <w:tcW w:w="2033" w:type="dxa"/>
+            <w:tcBorders>
+              <w:top w:val="single" w:sz="1" w:space="0" w:color="CCCCCC"/>
+              <w:left w:val="single" w:sz="1" w:space="0" w:color="CCCCCC"/>
+              <w:bottom w:val="single" w:sz="1" w:space="0" w:color="CCCCCC"/>
+              <w:right w:val="single" w:sz="1" w:space="0" w:color="CCCCCC"/>
+            </w:tcBorders>
+            <w:shd w:val="clear" w:color="auto" w:fill="FAFAFA"/>
+            <w:tcMar>
+              <w:top w:w="100" w:type="dxa"/>
+              <w:left w:w="160" w:type="dxa"/>
+              <w:bottom w:w="100" w:type="dxa"/>
+              <w:right w:w="160" w:type="dxa"/>
+            </w:tcMar>
+          </w:tcPr>
+          <w:p>
+            <w:pPr>
+              <w:jc w:val="center"/>
+            </w:pPr>
+            <w:r>
+              <w:t>Category</w:t>
+            </w:r>
+          </w:p>
+        </w:tc>
+        <w:tc>
+          <w:tcPr>
+            <w:tcW w:w="2033" w:type="dxa"/>
+            <w:tcBorders>
+              <w:top w:val="single" w:sz="1" w:space="0" w:color="CCCCCC"/>
+              <w:left w:val="single" w:sz="1" w:space="0" w:color="CCCCCC"/>
+              <w:bottom w:val="single" w:sz="1" w:space="0" w:color="CCCCCC"/>
+              <w:right w:val="single" w:sz="1" w:space="0" w:color="CCCCCC"/>
+            </w:tcBorders>
+            <w:shd w:val="clear" w:color="auto" w:fill="FAFAFA"/>
+            <w:tcMar>
+              <w:top w:w="100" w:type="dxa"/>
+              <w:left w:w="160" w:type="dxa"/>
+              <w:bottom w:w="100" w:type="dxa"/>
+              <w:right w:w="160" w:type="dxa"/>
+            </w:tcMar>
+          </w:tcPr>
+          <w:p>
+            <w:pPr>
+              <w:jc w:val="center"/>
+            </w:pPr>
+            <w:r>
+              <w:t>Listing (internal entity)</w:t>
+            </w:r>
+          </w:p>
+        </w:tc>
+        <w:tc>
+          <w:tcPr>
+            <w:tcW w:w="1523" w:type="dxa"/>
+            <w:tcBorders>
+              <w:top w:val="single" w:sz="1" w:space="0" w:color="CCCCCC"/>
+              <w:left w:val="single" w:sz="1" w:space="0" w:color="CCCCCC"/>
+              <w:bottom w:val="single" w:sz="1" w:space="0" w:color="CCCCCC"/>
+              <w:right w:val="single" w:sz="1" w:space="0" w:color="CCCCCC"/>
+            </w:tcBorders>
+            <w:shd w:val="clear" w:color="auto" w:fill="FAFAFA"/>
+            <w:tcMar>
+              <w:top w:w="100" w:type="dxa"/>
+              <w:left w:w="160" w:type="dxa"/>
+              <w:bottom w:w="100" w:type="dxa"/>
+              <w:right w:w="160" w:type="dxa"/>
+            </w:tcMar>
+          </w:tcPr>
+          <w:p>
+            <w:r>
+              <w:t>Listing</w:t>
+            </w:r>
+            <w:r>
+              <w:t>s</w:t>
+            </w:r>
+          </w:p>
+        </w:tc>
+        <w:tc>
+          <w:tcPr>
+            <w:tcW w:w="1826" w:type="dxa"/>
+            <w:tcBorders>
+              <w:top w:val="single" w:sz="1" w:space="0" w:color="CCCCCC"/>
+              <w:left w:val="single" w:sz="1" w:space="0" w:color="CCCCCC"/>
+              <w:bottom w:val="single" w:sz="1" w:space="0" w:color="CCCCCC"/>
+              <w:right w:val="single" w:sz="1" w:space="0" w:color="CCCCCC"/>
+            </w:tcBorders>
+            <w:shd w:val="clear" w:color="auto" w:fill="FAFAFA"/>
+            <w:tcMar>
+              <w:top w:w="100" w:type="dxa"/>
+              <w:left w:w="160" w:type="dxa"/>
+              <w:bottom w:w="100" w:type="dxa"/>
+              <w:right w:w="160" w:type="dxa"/>
+            </w:tcMar>
+          </w:tcPr>
+          <w:p>
+            <w:r>
+              <w:t>Organizing listings by category</w:t>
+            </w:r>
+          </w:p>
+        </w:tc>
+        <w:tc>
+          <w:tcPr>
+            <w:tcW w:w="1945" w:type="dxa"/>
+            <w:tcBorders>
+              <w:top w:val="single" w:sz="1" w:space="0" w:color="CCCCCC"/>
+              <w:left w:val="single" w:sz="1" w:space="0" w:color="CCCCCC"/>
+              <w:bottom w:val="single" w:sz="1" w:space="0" w:color="CCCCCC"/>
+              <w:right w:val="single" w:sz="1" w:space="0" w:color="CCCCCC"/>
+            </w:tcBorders>
+            <w:shd w:val="clear" w:color="auto" w:fill="FAFAFA"/>
+            <w:tcMar>
+              <w:top w:w="100" w:type="dxa"/>
+              <w:left w:w="160" w:type="dxa"/>
+              <w:bottom w:w="100" w:type="dxa"/>
+              <w:right w:w="160" w:type="dxa"/>
+            </w:tcMar>
+          </w:tcPr>
+          <w:p>
+            <w:r>
+              <w:t>None</w:t>
+            </w:r>
+          </w:p>
+        </w:tc>
+      </w:tr>
+      <w:tr>
+        <w:tc>
+          <w:tcPr>
+            <w:tcW w:w="2033" w:type="dxa"/>
+            <w:tcBorders>
+              <w:top w:val="single" w:sz="1" w:space="0" w:color="CCCCCC"/>
+              <w:left w:val="single" w:sz="1" w:space="0" w:color="CCCCCC"/>
+              <w:bottom w:val="single" w:sz="1" w:space="0" w:color="CCCCCC"/>
+              <w:right w:val="single" w:sz="1" w:space="0" w:color="CCCCCC"/>
+            </w:tcBorders>
+            <w:shd w:val="clear" w:color="auto" w:fill="FAFAFA"/>
+            <w:tcMar>
+              <w:top w:w="100" w:type="dxa"/>
+              <w:left w:w="160" w:type="dxa"/>
+              <w:bottom w:w="100" w:type="dxa"/>
+              <w:right w:w="160" w:type="dxa"/>
+            </w:tcMar>
+          </w:tcPr>
+          <w:p>
+            <w:pPr>
+              <w:jc w:val="center"/>
+            </w:pPr>
+            <w:r>
+              <w:t>Location</w:t>
+            </w:r>
+          </w:p>
+        </w:tc>
+        <w:tc>
+          <w:tcPr>
+            <w:tcW w:w="2033" w:type="dxa"/>
+            <w:tcBorders>
+              <w:top w:val="single" w:sz="1" w:space="0" w:color="CCCCCC"/>
+              <w:left w:val="single" w:sz="1" w:space="0" w:color="CCCCCC"/>
+              <w:bottom w:val="single" w:sz="1" w:space="0" w:color="CCCCCC"/>
+              <w:right w:val="single" w:sz="1" w:space="0" w:color="CCCCCC"/>
+            </w:tcBorders>
+            <w:shd w:val="clear" w:color="auto" w:fill="FAFAFA"/>
+            <w:tcMar>
+              <w:top w:w="100" w:type="dxa"/>
+              <w:left w:w="160" w:type="dxa"/>
+              <w:bottom w:w="100" w:type="dxa"/>
+              <w:right w:w="160" w:type="dxa"/>
+            </w:tcMar>
+          </w:tcPr>
+          <w:p>
+            <w:pPr>
+              <w:jc w:val="center"/>
+            </w:pPr>
+            <w:r>
+              <w:t>Listing (internal entity)</w:t>
+            </w:r>
+          </w:p>
+        </w:tc>
+        <w:tc>
+          <w:tcPr>
+            <w:tcW w:w="1523" w:type="dxa"/>
+            <w:tcBorders>
+              <w:top w:val="single" w:sz="1" w:space="0" w:color="CCCCCC"/>
+              <w:left w:val="single" w:sz="1" w:space="0" w:color="CCCCCC"/>
+              <w:bottom w:val="single" w:sz="1" w:space="0" w:color="CCCCCC"/>
+              <w:right w:val="single" w:sz="1" w:space="0" w:color="CCCCCC"/>
+            </w:tcBorders>
+            <w:shd w:val="clear" w:color="auto" w:fill="FAFAFA"/>
+            <w:tcMar>
+              <w:top w:w="100" w:type="dxa"/>
+              <w:left w:w="160" w:type="dxa"/>
+              <w:bottom w:w="100" w:type="dxa"/>
+              <w:right w:w="160" w:type="dxa"/>
+            </w:tcMar>
+          </w:tcPr>
+          <w:p>
+            <w:r>
+              <w:t>Listing</w:t>
+            </w:r>
+            <w:r>
+              <w:t>s</w:t>
+            </w:r>
+          </w:p>
+        </w:tc>
+        <w:tc>
+          <w:tcPr>
+            <w:tcW w:w="1826" w:type="dxa"/>
+            <w:tcBorders>
+              <w:top w:val="single" w:sz="1" w:space="0" w:color="CCCCCC"/>
+              <w:left w:val="single" w:sz="1" w:space="0" w:color="CCCCCC"/>
+              <w:bottom w:val="single" w:sz="1" w:space="0" w:color="CCCCCC"/>
+              <w:right w:val="single" w:sz="1" w:space="0" w:color="CCCCCC"/>
+            </w:tcBorders>
+            <w:shd w:val="clear" w:color="auto" w:fill="FAFAFA"/>
+            <w:tcMar>
+              <w:top w:w="100" w:type="dxa"/>
+              <w:left w:w="160" w:type="dxa"/>
+              <w:bottom w:w="100" w:type="dxa"/>
+              <w:right w:w="160" w:type="dxa"/>
+            </w:tcMar>
+          </w:tcPr>
+          <w:p>
+            <w:proofErr w:type="gramStart"/>
+            <w:r>
+              <w:t>Stores</w:t>
+            </w:r>
+            <w:proofErr w:type="gramEnd"/>
+            <w:r>
+              <w:t xml:space="preserve"> location information for listings</w:t>
+            </w:r>
+          </w:p>
+        </w:tc>
+        <w:tc>
+          <w:tcPr>
+            <w:tcW w:w="1945" w:type="dxa"/>
+            <w:tcBorders>
+              <w:top w:val="single" w:sz="1" w:space="0" w:color="CCCCCC"/>
+              <w:left w:val="single" w:sz="1" w:space="0" w:color="CCCCCC"/>
+              <w:bottom w:val="single" w:sz="1" w:space="0" w:color="CCCCCC"/>
+              <w:right w:val="single" w:sz="1" w:space="0" w:color="CCCCCC"/>
+            </w:tcBorders>
+            <w:shd w:val="clear" w:color="auto" w:fill="FAFAFA"/>
+            <w:tcMar>
+              <w:top w:w="100" w:type="dxa"/>
+              <w:left w:w="160" w:type="dxa"/>
+              <w:bottom w:w="100" w:type="dxa"/>
+              <w:right w:w="160" w:type="dxa"/>
+            </w:tcMar>
+          </w:tcPr>
+          <w:p>
+            <w:r>
+              <w:t>None</w:t>
             </w:r>
           </w:p>
         </w:tc>
@@ -1669,7 +2156,7 @@
             </w:pPr>
             <w:proofErr w:type="spellStart"/>
             <w:r>
-              <w:t>OrgMembership</w:t>
+              <w:t>SavedListing</w:t>
             </w:r>
             <w:proofErr w:type="spellEnd"/>
           </w:p>
@@ -1697,17 +2184,17 @@
             </w:pPr>
             <w:proofErr w:type="spellStart"/>
             <w:r>
-              <w:t>StudentOrg</w:t>
+              <w:t>SavedListing</w:t>
             </w:r>
             <w:proofErr w:type="spellEnd"/>
             <w:r>
-              <w:t xml:space="preserve"> (internal entity</w:t>
-            </w:r>
-            <w:r>
-              <w:t xml:space="preserve">, </w:t>
-            </w:r>
-            <w:r>
-              <w:t>not a root)</w:t>
+              <w:t xml:space="preserve"> </w:t>
+            </w:r>
+            <w:r>
+              <w:rPr>
+                <w:rFonts w:ascii="Segoe UI Symbol" w:hAnsi="Segoe UI Symbol" w:cs="Segoe UI Symbol"/>
+              </w:rPr>
+              <w:t>★</w:t>
             </w:r>
           </w:p>
         </w:tc>
@@ -1730,7 +2217,7 @@
           </w:tcPr>
           <w:p>
             <w:r>
-              <w:t>Organization</w:t>
+              <w:t>Engagement</w:t>
             </w:r>
           </w:p>
         </w:tc>
@@ -1753,52 +2240,43 @@
           </w:tcPr>
           <w:p>
             <w:r>
-              <w:t>Links a verified user to a student org</w:t>
-            </w:r>
-            <w:r>
-              <w:t xml:space="preserve">, </w:t>
-            </w:r>
-            <w:r>
-              <w:t xml:space="preserve">accessed only through </w:t>
-            </w:r>
+              <w:t>Stores saved/bookmarked listings for users</w:t>
+            </w:r>
+          </w:p>
+        </w:tc>
+        <w:tc>
+          <w:tcPr>
+            <w:tcW w:w="1945" w:type="dxa"/>
+            <w:tcBorders>
+              <w:top w:val="single" w:sz="1" w:space="0" w:color="CCCCCC"/>
+              <w:left w:val="single" w:sz="1" w:space="0" w:color="CCCCCC"/>
+              <w:bottom w:val="single" w:sz="1" w:space="0" w:color="CCCCCC"/>
+              <w:right w:val="single" w:sz="1" w:space="0" w:color="CCCCCC"/>
+            </w:tcBorders>
+            <w:shd w:val="clear" w:color="auto" w:fill="FAFAFA"/>
+            <w:tcMar>
+              <w:top w:w="100" w:type="dxa"/>
+              <w:left w:w="160" w:type="dxa"/>
+              <w:bottom w:w="100" w:type="dxa"/>
+              <w:right w:w="160" w:type="dxa"/>
+            </w:tcMar>
+          </w:tcPr>
+          <w:p>
             <w:proofErr w:type="spellStart"/>
             <w:r>
-              <w:t>StudentOrg</w:t>
+              <w:t>User.user_id</w:t>
             </w:r>
             <w:proofErr w:type="spellEnd"/>
             <w:r>
-              <w:t xml:space="preserve"> root</w:t>
-            </w:r>
-          </w:p>
-        </w:tc>
-        <w:tc>
-          <w:tcPr>
-            <w:tcW w:w="1945" w:type="dxa"/>
-            <w:tcBorders>
-              <w:top w:val="single" w:sz="1" w:space="0" w:color="CCCCCC"/>
-              <w:left w:val="single" w:sz="1" w:space="0" w:color="CCCCCC"/>
-              <w:bottom w:val="single" w:sz="1" w:space="0" w:color="CCCCCC"/>
-              <w:right w:val="single" w:sz="1" w:space="0" w:color="CCCCCC"/>
-            </w:tcBorders>
-            <w:shd w:val="clear" w:color="auto" w:fill="FAFAFA"/>
-            <w:tcMar>
-              <w:top w:w="100" w:type="dxa"/>
-              <w:left w:w="160" w:type="dxa"/>
-              <w:bottom w:w="100" w:type="dxa"/>
-              <w:right w:w="160" w:type="dxa"/>
-            </w:tcMar>
-          </w:tcPr>
-          <w:p>
-            <w:r>
-              <w:t xml:space="preserve">managed through </w:t>
+              <w:t xml:space="preserve"> → Identity &amp; Access, </w:t>
             </w:r>
             <w:proofErr w:type="spellStart"/>
             <w:r>
-              <w:t>StudentOrg</w:t>
+              <w:t>Listing.listing_id</w:t>
             </w:r>
             <w:proofErr w:type="spellEnd"/>
             <w:r>
-              <w:t xml:space="preserve"> aggregate root</w:t>
+              <w:t xml:space="preserve"> → Listings</w:t>
             </w:r>
           </w:p>
         </w:tc>
@@ -1826,394 +2304,10 @@
               <w:jc w:val="center"/>
             </w:pPr>
             <w:r>
-              <w:t>Listing</w:t>
-            </w:r>
-          </w:p>
-        </w:tc>
-        <w:tc>
-          <w:tcPr>
-            <w:tcW w:w="2033" w:type="dxa"/>
-            <w:tcBorders>
-              <w:top w:val="single" w:sz="1" w:space="0" w:color="CCCCCC"/>
-              <w:left w:val="single" w:sz="1" w:space="0" w:color="CCCCCC"/>
-              <w:bottom w:val="single" w:sz="1" w:space="0" w:color="CCCCCC"/>
-              <w:right w:val="single" w:sz="1" w:space="0" w:color="CCCCCC"/>
-            </w:tcBorders>
-            <w:shd w:val="clear" w:color="auto" w:fill="FAFAFA"/>
-            <w:tcMar>
-              <w:top w:w="100" w:type="dxa"/>
-              <w:left w:w="160" w:type="dxa"/>
-              <w:bottom w:w="100" w:type="dxa"/>
-              <w:right w:w="160" w:type="dxa"/>
-            </w:tcMar>
-          </w:tcPr>
-          <w:p>
-            <w:pPr>
-              <w:jc w:val="center"/>
-            </w:pPr>
-            <w:r>
-              <w:t xml:space="preserve">Listing </w:t>
-            </w:r>
-            <w:r>
-              <w:rPr>
-                <w:rFonts w:ascii="Segoe UI Symbol" w:hAnsi="Segoe UI Symbol" w:cs="Segoe UI Symbol"/>
-              </w:rPr>
-              <w:t>★</w:t>
-            </w:r>
-          </w:p>
-        </w:tc>
-        <w:tc>
-          <w:tcPr>
-            <w:tcW w:w="1523" w:type="dxa"/>
-            <w:tcBorders>
-              <w:top w:val="single" w:sz="1" w:space="0" w:color="CCCCCC"/>
-              <w:left w:val="single" w:sz="1" w:space="0" w:color="CCCCCC"/>
-              <w:bottom w:val="single" w:sz="1" w:space="0" w:color="CCCCCC"/>
-              <w:right w:val="single" w:sz="1" w:space="0" w:color="CCCCCC"/>
-            </w:tcBorders>
-            <w:shd w:val="clear" w:color="auto" w:fill="FAFAFA"/>
-            <w:tcMar>
-              <w:top w:w="100" w:type="dxa"/>
-              <w:left w:w="160" w:type="dxa"/>
-              <w:bottom w:w="100" w:type="dxa"/>
-              <w:right w:w="160" w:type="dxa"/>
-            </w:tcMar>
-          </w:tcPr>
-          <w:p>
-            <w:r>
-              <w:t>Listing</w:t>
-            </w:r>
-          </w:p>
-        </w:tc>
-        <w:tc>
-          <w:tcPr>
-            <w:tcW w:w="1826" w:type="dxa"/>
-            <w:tcBorders>
-              <w:top w:val="single" w:sz="1" w:space="0" w:color="CCCCCC"/>
-              <w:left w:val="single" w:sz="1" w:space="0" w:color="CCCCCC"/>
-              <w:bottom w:val="single" w:sz="1" w:space="0" w:color="CCCCCC"/>
-              <w:right w:val="single" w:sz="1" w:space="0" w:color="CCCCCC"/>
-            </w:tcBorders>
-            <w:shd w:val="clear" w:color="auto" w:fill="FAFAFA"/>
-            <w:tcMar>
-              <w:top w:w="100" w:type="dxa"/>
-              <w:left w:w="160" w:type="dxa"/>
-              <w:bottom w:w="100" w:type="dxa"/>
-              <w:right w:w="160" w:type="dxa"/>
-            </w:tcMar>
-          </w:tcPr>
-          <w:p>
-            <w:r>
-              <w:t>Free item post lifecycle</w:t>
-            </w:r>
-            <w:r>
-              <w:t xml:space="preserve">, </w:t>
-            </w:r>
-            <w:r>
-              <w:t>creation, approval, expiry, and status transitions</w:t>
-            </w:r>
-          </w:p>
-        </w:tc>
-        <w:tc>
-          <w:tcPr>
-            <w:tcW w:w="1945" w:type="dxa"/>
-            <w:tcBorders>
-              <w:top w:val="single" w:sz="1" w:space="0" w:color="CCCCCC"/>
-              <w:left w:val="single" w:sz="1" w:space="0" w:color="CCCCCC"/>
-              <w:bottom w:val="single" w:sz="1" w:space="0" w:color="CCCCCC"/>
-              <w:right w:val="single" w:sz="1" w:space="0" w:color="CCCCCC"/>
-            </w:tcBorders>
-            <w:shd w:val="clear" w:color="auto" w:fill="FAFAFA"/>
-            <w:tcMar>
-              <w:top w:w="100" w:type="dxa"/>
-              <w:left w:w="160" w:type="dxa"/>
-              <w:bottom w:w="100" w:type="dxa"/>
-              <w:right w:w="160" w:type="dxa"/>
-            </w:tcMar>
-          </w:tcPr>
-          <w:p>
-            <w:proofErr w:type="spellStart"/>
-            <w:r>
-              <w:t>StudentOrg.org_id</w:t>
-            </w:r>
-            <w:proofErr w:type="spellEnd"/>
-            <w:r>
-              <w:t xml:space="preserve"> → Organization</w:t>
-            </w:r>
-          </w:p>
-        </w:tc>
-      </w:tr>
-      <w:tr>
-        <w:tc>
-          <w:tcPr>
-            <w:tcW w:w="2033" w:type="dxa"/>
-            <w:tcBorders>
-              <w:top w:val="single" w:sz="1" w:space="0" w:color="CCCCCC"/>
-              <w:left w:val="single" w:sz="1" w:space="0" w:color="CCCCCC"/>
-              <w:bottom w:val="single" w:sz="1" w:space="0" w:color="CCCCCC"/>
-              <w:right w:val="single" w:sz="1" w:space="0" w:color="CCCCCC"/>
-            </w:tcBorders>
-            <w:shd w:val="clear" w:color="auto" w:fill="FAFAFA"/>
-            <w:tcMar>
-              <w:top w:w="100" w:type="dxa"/>
-              <w:left w:w="160" w:type="dxa"/>
-              <w:bottom w:w="100" w:type="dxa"/>
-              <w:right w:w="160" w:type="dxa"/>
-            </w:tcMar>
-          </w:tcPr>
-          <w:p>
-            <w:pPr>
-              <w:jc w:val="center"/>
-            </w:pPr>
-            <w:r>
-              <w:t>Category</w:t>
-            </w:r>
-          </w:p>
-        </w:tc>
-        <w:tc>
-          <w:tcPr>
-            <w:tcW w:w="2033" w:type="dxa"/>
-            <w:tcBorders>
-              <w:top w:val="single" w:sz="1" w:space="0" w:color="CCCCCC"/>
-              <w:left w:val="single" w:sz="1" w:space="0" w:color="CCCCCC"/>
-              <w:bottom w:val="single" w:sz="1" w:space="0" w:color="CCCCCC"/>
-              <w:right w:val="single" w:sz="1" w:space="0" w:color="CCCCCC"/>
-            </w:tcBorders>
-            <w:shd w:val="clear" w:color="auto" w:fill="FAFAFA"/>
-            <w:tcMar>
-              <w:top w:w="100" w:type="dxa"/>
-              <w:left w:w="160" w:type="dxa"/>
-              <w:bottom w:w="100" w:type="dxa"/>
-              <w:right w:w="160" w:type="dxa"/>
-            </w:tcMar>
-          </w:tcPr>
-          <w:p>
-            <w:pPr>
-              <w:jc w:val="center"/>
-            </w:pPr>
-            <w:r>
-              <w:t>Listing (internal entity</w:t>
-            </w:r>
-            <w:r>
-              <w:t xml:space="preserve">, </w:t>
-            </w:r>
-            <w:r>
-              <w:t>not a root)</w:t>
-            </w:r>
-          </w:p>
-        </w:tc>
-        <w:tc>
-          <w:tcPr>
-            <w:tcW w:w="1523" w:type="dxa"/>
-            <w:tcBorders>
-              <w:top w:val="single" w:sz="1" w:space="0" w:color="CCCCCC"/>
-              <w:left w:val="single" w:sz="1" w:space="0" w:color="CCCCCC"/>
-              <w:bottom w:val="single" w:sz="1" w:space="0" w:color="CCCCCC"/>
-              <w:right w:val="single" w:sz="1" w:space="0" w:color="CCCCCC"/>
-            </w:tcBorders>
-            <w:shd w:val="clear" w:color="auto" w:fill="FAFAFA"/>
-            <w:tcMar>
-              <w:top w:w="100" w:type="dxa"/>
-              <w:left w:w="160" w:type="dxa"/>
-              <w:bottom w:w="100" w:type="dxa"/>
-              <w:right w:w="160" w:type="dxa"/>
-            </w:tcMar>
-          </w:tcPr>
-          <w:p>
-            <w:r>
-              <w:t>Listing</w:t>
-            </w:r>
-          </w:p>
-        </w:tc>
-        <w:tc>
-          <w:tcPr>
-            <w:tcW w:w="1826" w:type="dxa"/>
-            <w:tcBorders>
-              <w:top w:val="single" w:sz="1" w:space="0" w:color="CCCCCC"/>
-              <w:left w:val="single" w:sz="1" w:space="0" w:color="CCCCCC"/>
-              <w:bottom w:val="single" w:sz="1" w:space="0" w:color="CCCCCC"/>
-              <w:right w:val="single" w:sz="1" w:space="0" w:color="CCCCCC"/>
-            </w:tcBorders>
-            <w:shd w:val="clear" w:color="auto" w:fill="FAFAFA"/>
-            <w:tcMar>
-              <w:top w:w="100" w:type="dxa"/>
-              <w:left w:w="160" w:type="dxa"/>
-              <w:bottom w:w="100" w:type="dxa"/>
-              <w:right w:w="160" w:type="dxa"/>
-            </w:tcMar>
-          </w:tcPr>
-          <w:p>
-            <w:r>
-              <w:t>Classifies listings by type</w:t>
-            </w:r>
-            <w:r>
-              <w:t xml:space="preserve">, </w:t>
-            </w:r>
-            <w:r>
-              <w:t>accessed through the Listing root</w:t>
-            </w:r>
-          </w:p>
-        </w:tc>
-        <w:tc>
-          <w:tcPr>
-            <w:tcW w:w="1945" w:type="dxa"/>
-            <w:tcBorders>
-              <w:top w:val="single" w:sz="1" w:space="0" w:color="CCCCCC"/>
-              <w:left w:val="single" w:sz="1" w:space="0" w:color="CCCCCC"/>
-              <w:bottom w:val="single" w:sz="1" w:space="0" w:color="CCCCCC"/>
-              <w:right w:val="single" w:sz="1" w:space="0" w:color="CCCCCC"/>
-            </w:tcBorders>
-            <w:shd w:val="clear" w:color="auto" w:fill="FAFAFA"/>
-            <w:tcMar>
-              <w:top w:w="100" w:type="dxa"/>
-              <w:left w:w="160" w:type="dxa"/>
-              <w:bottom w:w="100" w:type="dxa"/>
-              <w:right w:w="160" w:type="dxa"/>
-            </w:tcMar>
-          </w:tcPr>
-          <w:p>
-            <w:r>
-              <w:t>None</w:t>
-            </w:r>
-          </w:p>
-        </w:tc>
-      </w:tr>
-      <w:tr>
-        <w:tc>
-          <w:tcPr>
-            <w:tcW w:w="2033" w:type="dxa"/>
-            <w:tcBorders>
-              <w:top w:val="single" w:sz="1" w:space="0" w:color="CCCCCC"/>
-              <w:left w:val="single" w:sz="1" w:space="0" w:color="CCCCCC"/>
-              <w:bottom w:val="single" w:sz="1" w:space="0" w:color="CCCCCC"/>
-              <w:right w:val="single" w:sz="1" w:space="0" w:color="CCCCCC"/>
-            </w:tcBorders>
-            <w:shd w:val="clear" w:color="auto" w:fill="FAFAFA"/>
-            <w:tcMar>
-              <w:top w:w="100" w:type="dxa"/>
-              <w:left w:w="160" w:type="dxa"/>
-              <w:bottom w:w="100" w:type="dxa"/>
-              <w:right w:w="160" w:type="dxa"/>
-            </w:tcMar>
-          </w:tcPr>
-          <w:p>
-            <w:pPr>
-              <w:jc w:val="center"/>
-            </w:pPr>
-            <w:r>
-              <w:t>Location</w:t>
-            </w:r>
-          </w:p>
-        </w:tc>
-        <w:tc>
-          <w:tcPr>
-            <w:tcW w:w="2033" w:type="dxa"/>
-            <w:tcBorders>
-              <w:top w:val="single" w:sz="1" w:space="0" w:color="CCCCCC"/>
-              <w:left w:val="single" w:sz="1" w:space="0" w:color="CCCCCC"/>
-              <w:bottom w:val="single" w:sz="1" w:space="0" w:color="CCCCCC"/>
-              <w:right w:val="single" w:sz="1" w:space="0" w:color="CCCCCC"/>
-            </w:tcBorders>
-            <w:shd w:val="clear" w:color="auto" w:fill="FAFAFA"/>
-            <w:tcMar>
-              <w:top w:w="100" w:type="dxa"/>
-              <w:left w:w="160" w:type="dxa"/>
-              <w:bottom w:w="100" w:type="dxa"/>
-              <w:right w:w="160" w:type="dxa"/>
-            </w:tcMar>
-          </w:tcPr>
-          <w:p>
-            <w:pPr>
-              <w:jc w:val="center"/>
-            </w:pPr>
-            <w:r>
-              <w:t>Listing (internal entity</w:t>
-            </w:r>
-            <w:r>
-              <w:t xml:space="preserve">, </w:t>
-            </w:r>
-            <w:r>
-              <w:t>not a root)</w:t>
-            </w:r>
-          </w:p>
-        </w:tc>
-        <w:tc>
-          <w:tcPr>
-            <w:tcW w:w="1523" w:type="dxa"/>
-            <w:tcBorders>
-              <w:top w:val="single" w:sz="1" w:space="0" w:color="CCCCCC"/>
-              <w:left w:val="single" w:sz="1" w:space="0" w:color="CCCCCC"/>
-              <w:bottom w:val="single" w:sz="1" w:space="0" w:color="CCCCCC"/>
-              <w:right w:val="single" w:sz="1" w:space="0" w:color="CCCCCC"/>
-            </w:tcBorders>
-            <w:shd w:val="clear" w:color="auto" w:fill="FAFAFA"/>
-            <w:tcMar>
-              <w:top w:w="100" w:type="dxa"/>
-              <w:left w:w="160" w:type="dxa"/>
-              <w:bottom w:w="100" w:type="dxa"/>
-              <w:right w:w="160" w:type="dxa"/>
-            </w:tcMar>
-          </w:tcPr>
-          <w:p>
-            <w:r>
-              <w:t>Listing</w:t>
-            </w:r>
-          </w:p>
-        </w:tc>
-        <w:tc>
-          <w:tcPr>
-            <w:tcW w:w="1826" w:type="dxa"/>
-            <w:tcBorders>
-              <w:top w:val="single" w:sz="1" w:space="0" w:color="CCCCCC"/>
-              <w:left w:val="single" w:sz="1" w:space="0" w:color="CCCCCC"/>
-              <w:bottom w:val="single" w:sz="1" w:space="0" w:color="CCCCCC"/>
-              <w:right w:val="single" w:sz="1" w:space="0" w:color="CCCCCC"/>
-            </w:tcBorders>
-            <w:shd w:val="clear" w:color="auto" w:fill="FAFAFA"/>
-            <w:tcMar>
-              <w:top w:w="100" w:type="dxa"/>
-              <w:left w:w="160" w:type="dxa"/>
-              <w:bottom w:w="100" w:type="dxa"/>
-              <w:right w:w="160" w:type="dxa"/>
-            </w:tcMar>
-          </w:tcPr>
-          <w:p>
-            <w:r>
-              <w:t>Campus building and room for a giveaway</w:t>
-            </w:r>
-            <w:r>
-              <w:t xml:space="preserve">, </w:t>
-            </w:r>
-            <w:r>
-              <w:t>accessed through the Listing root</w:t>
-            </w:r>
-          </w:p>
-        </w:tc>
-        <w:tc>
-          <w:tcPr>
-            <w:tcW w:w="1945" w:type="dxa"/>
-            <w:tcBorders>
-              <w:top w:val="single" w:sz="1" w:space="0" w:color="CCCCCC"/>
-              <w:left w:val="single" w:sz="1" w:space="0" w:color="CCCCCC"/>
-              <w:bottom w:val="single" w:sz="1" w:space="0" w:color="CCCCCC"/>
-              <w:right w:val="single" w:sz="1" w:space="0" w:color="CCCCCC"/>
-            </w:tcBorders>
-            <w:shd w:val="clear" w:color="auto" w:fill="FAFAFA"/>
-            <w:tcMar>
-              <w:top w:w="100" w:type="dxa"/>
-              <w:left w:w="160" w:type="dxa"/>
-              <w:bottom w:w="100" w:type="dxa"/>
-              <w:right w:w="160" w:type="dxa"/>
-            </w:tcMar>
-          </w:tcPr>
-          <w:p>
-            <w:r>
-              <w:t>None</w:t>
-            </w:r>
-          </w:p>
-        </w:tc>
-      </w:tr>
-      <w:tr>
+              <w:t>Notification</w:t>
+            </w:r>
+          </w:p>
+        </w:tc>
         <w:tc>
           <w:tcPr>
             <w:tcW w:w="2033" w:type="dxa"/>
@@ -2240,8 +2334,95 @@
               <w:t>SavedListing</w:t>
             </w:r>
             <w:proofErr w:type="spellEnd"/>
-          </w:p>
-        </w:tc>
+            <w:r>
+              <w:t xml:space="preserve"> (internal entity)</w:t>
+            </w:r>
+          </w:p>
+        </w:tc>
+        <w:tc>
+          <w:tcPr>
+            <w:tcW w:w="1523" w:type="dxa"/>
+            <w:tcBorders>
+              <w:top w:val="single" w:sz="1" w:space="0" w:color="CCCCCC"/>
+              <w:left w:val="single" w:sz="1" w:space="0" w:color="CCCCCC"/>
+              <w:bottom w:val="single" w:sz="1" w:space="0" w:color="CCCCCC"/>
+              <w:right w:val="single" w:sz="1" w:space="0" w:color="CCCCCC"/>
+            </w:tcBorders>
+            <w:shd w:val="clear" w:color="auto" w:fill="FAFAFA"/>
+            <w:tcMar>
+              <w:top w:w="100" w:type="dxa"/>
+              <w:left w:w="160" w:type="dxa"/>
+              <w:bottom w:w="100" w:type="dxa"/>
+              <w:right w:w="160" w:type="dxa"/>
+            </w:tcMar>
+          </w:tcPr>
+          <w:p>
+            <w:r>
+              <w:t>Engagement</w:t>
+            </w:r>
+          </w:p>
+        </w:tc>
+        <w:tc>
+          <w:tcPr>
+            <w:tcW w:w="1826" w:type="dxa"/>
+            <w:tcBorders>
+              <w:top w:val="single" w:sz="1" w:space="0" w:color="CCCCCC"/>
+              <w:left w:val="single" w:sz="1" w:space="0" w:color="CCCCCC"/>
+              <w:bottom w:val="single" w:sz="1" w:space="0" w:color="CCCCCC"/>
+              <w:right w:val="single" w:sz="1" w:space="0" w:color="CCCCCC"/>
+            </w:tcBorders>
+            <w:shd w:val="clear" w:color="auto" w:fill="FAFAFA"/>
+            <w:tcMar>
+              <w:top w:w="100" w:type="dxa"/>
+              <w:left w:w="160" w:type="dxa"/>
+              <w:bottom w:w="100" w:type="dxa"/>
+              <w:right w:w="160" w:type="dxa"/>
+            </w:tcMar>
+          </w:tcPr>
+          <w:p>
+            <w:r>
+              <w:t>Sends notifications related to listings and saved items</w:t>
+            </w:r>
+          </w:p>
+        </w:tc>
+        <w:tc>
+          <w:tcPr>
+            <w:tcW w:w="1945" w:type="dxa"/>
+            <w:tcBorders>
+              <w:top w:val="single" w:sz="1" w:space="0" w:color="CCCCCC"/>
+              <w:left w:val="single" w:sz="1" w:space="0" w:color="CCCCCC"/>
+              <w:bottom w:val="single" w:sz="1" w:space="0" w:color="CCCCCC"/>
+              <w:right w:val="single" w:sz="1" w:space="0" w:color="CCCCCC"/>
+            </w:tcBorders>
+            <w:shd w:val="clear" w:color="auto" w:fill="FAFAFA"/>
+            <w:tcMar>
+              <w:top w:w="100" w:type="dxa"/>
+              <w:left w:w="160" w:type="dxa"/>
+              <w:bottom w:w="100" w:type="dxa"/>
+              <w:right w:w="160" w:type="dxa"/>
+            </w:tcMar>
+          </w:tcPr>
+          <w:p>
+            <w:proofErr w:type="spellStart"/>
+            <w:r>
+              <w:t>User.user_id</w:t>
+            </w:r>
+            <w:proofErr w:type="spellEnd"/>
+            <w:r>
+              <w:t xml:space="preserve"> → Identity &amp; Access, </w:t>
+            </w:r>
+            <w:proofErr w:type="spellStart"/>
+            <w:r>
+              <w:t>Listing.listing_id</w:t>
+            </w:r>
+            <w:proofErr w:type="spellEnd"/>
+            <w:r>
+              <w:t xml:space="preserve"> → Listings</w:t>
+            </w:r>
+          </w:p>
+        </w:tc>
+      </w:tr>
+      <w:tr>
         <w:tc>
           <w:tcPr>
             <w:tcW w:w="2033" w:type="dxa"/>
@@ -2263,107 +2444,8 @@
             <w:pPr>
               <w:jc w:val="center"/>
             </w:pPr>
-            <w:proofErr w:type="spellStart"/>
-            <w:r>
-              <w:t>SavedListing</w:t>
-            </w:r>
-            <w:proofErr w:type="spellEnd"/>
-            <w:r>
-              <w:t xml:space="preserve"> </w:t>
-            </w:r>
-            <w:r>
-              <w:rPr>
-                <w:rFonts w:ascii="Segoe UI Symbol" w:hAnsi="Segoe UI Symbol" w:cs="Segoe UI Symbol"/>
-              </w:rPr>
-              <w:t>★</w:t>
-            </w:r>
-          </w:p>
-        </w:tc>
-        <w:tc>
-          <w:tcPr>
-            <w:tcW w:w="1523" w:type="dxa"/>
-            <w:tcBorders>
-              <w:top w:val="single" w:sz="1" w:space="0" w:color="CCCCCC"/>
-              <w:left w:val="single" w:sz="1" w:space="0" w:color="CCCCCC"/>
-              <w:bottom w:val="single" w:sz="1" w:space="0" w:color="CCCCCC"/>
-              <w:right w:val="single" w:sz="1" w:space="0" w:color="CCCCCC"/>
-            </w:tcBorders>
-            <w:shd w:val="clear" w:color="auto" w:fill="FAFAFA"/>
-            <w:tcMar>
-              <w:top w:w="100" w:type="dxa"/>
-              <w:left w:w="160" w:type="dxa"/>
-              <w:bottom w:w="100" w:type="dxa"/>
-              <w:right w:w="160" w:type="dxa"/>
-            </w:tcMar>
-          </w:tcPr>
-          <w:p>
-            <w:r>
-              <w:t>Saved</w:t>
-            </w:r>
-          </w:p>
-        </w:tc>
-        <w:tc>
-          <w:tcPr>
-            <w:tcW w:w="1826" w:type="dxa"/>
-            <w:tcBorders>
-              <w:top w:val="single" w:sz="1" w:space="0" w:color="CCCCCC"/>
-              <w:left w:val="single" w:sz="1" w:space="0" w:color="CCCCCC"/>
-              <w:bottom w:val="single" w:sz="1" w:space="0" w:color="CCCCCC"/>
-              <w:right w:val="single" w:sz="1" w:space="0" w:color="CCCCCC"/>
-            </w:tcBorders>
-            <w:shd w:val="clear" w:color="auto" w:fill="FAFAFA"/>
-            <w:tcMar>
-              <w:top w:w="100" w:type="dxa"/>
-              <w:left w:w="160" w:type="dxa"/>
-              <w:bottom w:w="100" w:type="dxa"/>
-              <w:right w:w="160" w:type="dxa"/>
-            </w:tcMar>
-          </w:tcPr>
-          <w:p>
-            <w:r>
-              <w:t>Student bookmark records</w:t>
-            </w:r>
-          </w:p>
-        </w:tc>
-        <w:tc>
-          <w:tcPr>
-            <w:tcW w:w="1945" w:type="dxa"/>
-            <w:tcBorders>
-              <w:top w:val="single" w:sz="1" w:space="0" w:color="CCCCCC"/>
-              <w:left w:val="single" w:sz="1" w:space="0" w:color="CCCCCC"/>
-              <w:bottom w:val="single" w:sz="1" w:space="0" w:color="CCCCCC"/>
-              <w:right w:val="single" w:sz="1" w:space="0" w:color="CCCCCC"/>
-            </w:tcBorders>
-            <w:shd w:val="clear" w:color="auto" w:fill="FAFAFA"/>
-            <w:tcMar>
-              <w:top w:w="100" w:type="dxa"/>
-              <w:left w:w="160" w:type="dxa"/>
-              <w:bottom w:w="100" w:type="dxa"/>
-              <w:right w:w="160" w:type="dxa"/>
-            </w:tcMar>
-          </w:tcPr>
-          <w:p>
-            <w:proofErr w:type="spellStart"/>
-            <w:r>
-              <w:t>User.user_id</w:t>
-            </w:r>
-            <w:proofErr w:type="spellEnd"/>
-            <w:r>
-              <w:t xml:space="preserve"> → Identity, </w:t>
-            </w:r>
-            <w:proofErr w:type="spellStart"/>
-            <w:r>
-              <w:lastRenderedPageBreak/>
-              <w:t>Listing.listing_id</w:t>
-            </w:r>
-            <w:proofErr w:type="spellEnd"/>
-            <w:r>
-              <w:t xml:space="preserve"> → Listing</w:t>
-            </w:r>
-          </w:p>
-        </w:tc>
-      </w:tr>
-      <w:tr>
+          </w:p>
+        </w:tc>
         <w:tc>
           <w:tcPr>
             <w:tcW w:w="2033" w:type="dxa"/>
@@ -2385,42 +2467,6 @@
             <w:pPr>
               <w:jc w:val="center"/>
             </w:pPr>
-            <w:r>
-              <w:lastRenderedPageBreak/>
-              <w:t>Notification</w:t>
-            </w:r>
-          </w:p>
-        </w:tc>
-        <w:tc>
-          <w:tcPr>
-            <w:tcW w:w="2033" w:type="dxa"/>
-            <w:tcBorders>
-              <w:top w:val="single" w:sz="1" w:space="0" w:color="CCCCCC"/>
-              <w:left w:val="single" w:sz="1" w:space="0" w:color="CCCCCC"/>
-              <w:bottom w:val="single" w:sz="1" w:space="0" w:color="CCCCCC"/>
-              <w:right w:val="single" w:sz="1" w:space="0" w:color="CCCCCC"/>
-            </w:tcBorders>
-            <w:shd w:val="clear" w:color="auto" w:fill="FAFAFA"/>
-            <w:tcMar>
-              <w:top w:w="100" w:type="dxa"/>
-              <w:left w:w="160" w:type="dxa"/>
-              <w:bottom w:w="100" w:type="dxa"/>
-              <w:right w:w="160" w:type="dxa"/>
-            </w:tcMar>
-          </w:tcPr>
-          <w:p>
-            <w:pPr>
-              <w:jc w:val="center"/>
-            </w:pPr>
-            <w:r>
-              <w:t xml:space="preserve">Notification </w:t>
-            </w:r>
-            <w:r>
-              <w:rPr>
-                <w:rFonts w:ascii="Segoe UI Symbol" w:hAnsi="Segoe UI Symbol" w:cs="Segoe UI Symbol"/>
-              </w:rPr>
-              <w:t>★</w:t>
-            </w:r>
           </w:p>
         </w:tc>
         <w:tc>
@@ -2440,11 +2486,7 @@
               <w:right w:w="160" w:type="dxa"/>
             </w:tcMar>
           </w:tcPr>
-          <w:p>
-            <w:r>
-              <w:t>Notification</w:t>
-            </w:r>
-          </w:p>
+          <w:p/>
         </w:tc>
         <w:tc>
           <w:tcPr>
@@ -2463,11 +2505,7 @@
               <w:right w:w="160" w:type="dxa"/>
             </w:tcMar>
           </w:tcPr>
-          <w:p>
-            <w:r>
-              <w:t>Delivery records, messages, channel, sent time, read state</w:t>
-            </w:r>
-          </w:p>
+          <w:p/>
         </w:tc>
         <w:tc>
           <w:tcPr>
@@ -2486,178 +2524,7 @@
               <w:right w:w="160" w:type="dxa"/>
             </w:tcMar>
           </w:tcPr>
-          <w:p>
-            <w:proofErr w:type="spellStart"/>
-            <w:r>
-              <w:t>User.user_id</w:t>
-            </w:r>
-            <w:proofErr w:type="spellEnd"/>
-            <w:r>
-              <w:t xml:space="preserve"> → Identity, </w:t>
-            </w:r>
-            <w:proofErr w:type="spellStart"/>
-            <w:r>
-              <w:t>Listing.listing_id</w:t>
-            </w:r>
-            <w:proofErr w:type="spellEnd"/>
-            <w:r>
-              <w:t xml:space="preserve"> → Listing</w:t>
-            </w:r>
-          </w:p>
-        </w:tc>
-      </w:tr>
-      <w:tr>
-        <w:tc>
-          <w:tcPr>
-            <w:tcW w:w="2033" w:type="dxa"/>
-            <w:tcBorders>
-              <w:top w:val="single" w:sz="1" w:space="0" w:color="CCCCCC"/>
-              <w:left w:val="single" w:sz="1" w:space="0" w:color="CCCCCC"/>
-              <w:bottom w:val="single" w:sz="1" w:space="0" w:color="CCCCCC"/>
-              <w:right w:val="single" w:sz="1" w:space="0" w:color="CCCCCC"/>
-            </w:tcBorders>
-            <w:shd w:val="clear" w:color="auto" w:fill="FAFAFA"/>
-            <w:tcMar>
-              <w:top w:w="100" w:type="dxa"/>
-              <w:left w:w="160" w:type="dxa"/>
-              <w:bottom w:w="100" w:type="dxa"/>
-              <w:right w:w="160" w:type="dxa"/>
-            </w:tcMar>
-          </w:tcPr>
-          <w:p>
-            <w:pPr>
-              <w:jc w:val="center"/>
-            </w:pPr>
-            <w:proofErr w:type="spellStart"/>
-            <w:r>
-              <w:t>ModerationAction</w:t>
-            </w:r>
-            <w:proofErr w:type="spellEnd"/>
-          </w:p>
-        </w:tc>
-        <w:tc>
-          <w:tcPr>
-            <w:tcW w:w="2033" w:type="dxa"/>
-            <w:tcBorders>
-              <w:top w:val="single" w:sz="1" w:space="0" w:color="CCCCCC"/>
-              <w:left w:val="single" w:sz="1" w:space="0" w:color="CCCCCC"/>
-              <w:bottom w:val="single" w:sz="1" w:space="0" w:color="CCCCCC"/>
-              <w:right w:val="single" w:sz="1" w:space="0" w:color="CCCCCC"/>
-            </w:tcBorders>
-            <w:shd w:val="clear" w:color="auto" w:fill="FAFAFA"/>
-            <w:tcMar>
-              <w:top w:w="100" w:type="dxa"/>
-              <w:left w:w="160" w:type="dxa"/>
-              <w:bottom w:w="100" w:type="dxa"/>
-              <w:right w:w="160" w:type="dxa"/>
-            </w:tcMar>
-          </w:tcPr>
-          <w:p>
-            <w:pPr>
-              <w:jc w:val="center"/>
-            </w:pPr>
-            <w:proofErr w:type="spellStart"/>
-            <w:r>
-              <w:t>ModerationAction</w:t>
-            </w:r>
-            <w:proofErr w:type="spellEnd"/>
-            <w:r>
-              <w:t xml:space="preserve"> </w:t>
-            </w:r>
-            <w:r>
-              <w:rPr>
-                <w:rFonts w:ascii="Segoe UI Symbol" w:hAnsi="Segoe UI Symbol" w:cs="Segoe UI Symbol"/>
-              </w:rPr>
-              <w:t>★</w:t>
-            </w:r>
-          </w:p>
-        </w:tc>
-        <w:tc>
-          <w:tcPr>
-            <w:tcW w:w="1523" w:type="dxa"/>
-            <w:tcBorders>
-              <w:top w:val="single" w:sz="1" w:space="0" w:color="CCCCCC"/>
-              <w:left w:val="single" w:sz="1" w:space="0" w:color="CCCCCC"/>
-              <w:bottom w:val="single" w:sz="1" w:space="0" w:color="CCCCCC"/>
-              <w:right w:val="single" w:sz="1" w:space="0" w:color="CCCCCC"/>
-            </w:tcBorders>
-            <w:shd w:val="clear" w:color="auto" w:fill="FAFAFA"/>
-            <w:tcMar>
-              <w:top w:w="100" w:type="dxa"/>
-              <w:left w:w="160" w:type="dxa"/>
-              <w:bottom w:w="100" w:type="dxa"/>
-              <w:right w:w="160" w:type="dxa"/>
-            </w:tcMar>
-          </w:tcPr>
-          <w:p>
-            <w:r>
-              <w:t>Governance</w:t>
-            </w:r>
-          </w:p>
-        </w:tc>
-        <w:tc>
-          <w:tcPr>
-            <w:tcW w:w="1826" w:type="dxa"/>
-            <w:tcBorders>
-              <w:top w:val="single" w:sz="1" w:space="0" w:color="CCCCCC"/>
-              <w:left w:val="single" w:sz="1" w:space="0" w:color="CCCCCC"/>
-              <w:bottom w:val="single" w:sz="1" w:space="0" w:color="CCCCCC"/>
-              <w:right w:val="single" w:sz="1" w:space="0" w:color="CCCCCC"/>
-            </w:tcBorders>
-            <w:shd w:val="clear" w:color="auto" w:fill="FAFAFA"/>
-            <w:tcMar>
-              <w:top w:w="100" w:type="dxa"/>
-              <w:left w:w="160" w:type="dxa"/>
-              <w:bottom w:w="100" w:type="dxa"/>
-              <w:right w:w="160" w:type="dxa"/>
-            </w:tcMar>
-          </w:tcPr>
-          <w:p>
-            <w:proofErr w:type="gramStart"/>
-            <w:r>
-              <w:t>Admin decisions</w:t>
-            </w:r>
-            <w:proofErr w:type="gramEnd"/>
-            <w:r>
-              <w:t xml:space="preserve"> on listing and the trail of who acted and why</w:t>
-            </w:r>
-          </w:p>
-        </w:tc>
-        <w:tc>
-          <w:tcPr>
-            <w:tcW w:w="1945" w:type="dxa"/>
-            <w:tcBorders>
-              <w:top w:val="single" w:sz="1" w:space="0" w:color="CCCCCC"/>
-              <w:left w:val="single" w:sz="1" w:space="0" w:color="CCCCCC"/>
-              <w:bottom w:val="single" w:sz="1" w:space="0" w:color="CCCCCC"/>
-              <w:right w:val="single" w:sz="1" w:space="0" w:color="CCCCCC"/>
-            </w:tcBorders>
-            <w:shd w:val="clear" w:color="auto" w:fill="FAFAFA"/>
-            <w:tcMar>
-              <w:top w:w="100" w:type="dxa"/>
-              <w:left w:w="160" w:type="dxa"/>
-              <w:bottom w:w="100" w:type="dxa"/>
-              <w:right w:w="160" w:type="dxa"/>
-            </w:tcMar>
-          </w:tcPr>
-          <w:p>
-            <w:proofErr w:type="spellStart"/>
-            <w:r>
-              <w:t>Listing.listing_id</w:t>
-            </w:r>
-            <w:proofErr w:type="spellEnd"/>
-            <w:r>
-              <w:t xml:space="preserve"> → Listing, </w:t>
-            </w:r>
-            <w:proofErr w:type="spellStart"/>
-            <w:r>
-              <w:t>User.user_id</w:t>
-            </w:r>
-            <w:proofErr w:type="spellEnd"/>
-            <w:r>
-              <w:t xml:space="preserve"> → Identity</w:t>
-            </w:r>
-          </w:p>
+          <w:p/>
         </w:tc>
       </w:tr>
       <w:tr>
@@ -3170,6 +3037,7 @@
         <w:spacing w:before="60" w:after="40"/>
       </w:pPr>
       <w:r>
+        <w:lastRenderedPageBreak/>
         <w:t xml:space="preserve">Complete one row per bounded context. The contexts here must correspond exactly to the boundaries marked on your ERD in Section A. The service owner column will </w:t>
       </w:r>
       <w:r>
@@ -3198,10 +3066,10 @@
         <w:tblLook w:val="04A0" w:firstRow="1" w:lastRow="0" w:firstColumn="1" w:lastColumn="0" w:noHBand="0" w:noVBand="1"/>
       </w:tblPr>
       <w:tblGrid>
-        <w:gridCol w:w="1800"/>
-        <w:gridCol w:w="2800"/>
-        <w:gridCol w:w="2400"/>
-        <w:gridCol w:w="2360"/>
+        <w:gridCol w:w="1757"/>
+        <w:gridCol w:w="2630"/>
+        <w:gridCol w:w="2243"/>
+        <w:gridCol w:w="2730"/>
       </w:tblGrid>
       <w:tr>
         <w:trPr>
@@ -3346,6 +3214,9 @@
             <w:r>
               <w:t>Identity</w:t>
             </w:r>
+            <w:r>
+              <w:t xml:space="preserve"> &amp; Access</w:t>
+            </w:r>
           </w:p>
         </w:tc>
         <w:tc>
@@ -3367,8 +3238,21 @@
           </w:tcPr>
           <w:p>
             <w:r>
-              <w:t>User (AR)</w:t>
-            </w:r>
+              <w:t xml:space="preserve">User (AR), </w:t>
+            </w:r>
+            <w:proofErr w:type="spellStart"/>
+            <w:r>
+              <w:t>StudentOrg</w:t>
+            </w:r>
+            <w:proofErr w:type="spellEnd"/>
+            <w:r>
+              <w:t xml:space="preserve">, </w:t>
+            </w:r>
+            <w:proofErr w:type="spellStart"/>
+            <w:r>
+              <w:t>OrgMembership</w:t>
+            </w:r>
+            <w:proofErr w:type="spellEnd"/>
           </w:p>
         </w:tc>
         <w:tc>
@@ -3390,7 +3274,7 @@
           </w:tcPr>
           <w:p>
             <w:r>
-              <w:t>Identity service</w:t>
+              <w:t>Identity &amp; Access service</w:t>
             </w:r>
           </w:p>
         </w:tc>
@@ -3413,7 +3297,7 @@
           </w:tcPr>
           <w:p>
             <w:r>
-              <w:t xml:space="preserve">Referenced by all other contexts via </w:t>
+              <w:t xml:space="preserve">Referenced by other contexts through </w:t>
             </w:r>
             <w:proofErr w:type="spellStart"/>
             <w:r>
@@ -3421,8 +3305,13 @@
             </w:r>
             <w:proofErr w:type="spellEnd"/>
             <w:r>
-              <w:t xml:space="preserve"> — does not reference outward</w:t>
-            </w:r>
+              <w:t xml:space="preserve"> and </w:t>
+            </w:r>
+            <w:proofErr w:type="spellStart"/>
+            <w:r>
+              <w:t>StudentOrg.org_id</w:t>
+            </w:r>
+            <w:proofErr w:type="spellEnd"/>
           </w:p>
         </w:tc>
       </w:tr>
@@ -3446,8 +3335,7 @@
           </w:tcPr>
           <w:p>
             <w:r>
-              <w:lastRenderedPageBreak/>
-              <w:t>Organization</w:t>
+              <w:t>Listings</w:t>
             </w:r>
           </w:p>
         </w:tc>
@@ -3469,90 +3357,62 @@
             </w:tcMar>
           </w:tcPr>
           <w:p>
+            <w:r>
+              <w:t>Listing (AR), Category, Location</w:t>
+            </w:r>
+          </w:p>
+        </w:tc>
+        <w:tc>
+          <w:tcPr>
+            <w:tcW w:w="2400" w:type="dxa"/>
+            <w:tcBorders>
+              <w:top w:val="single" w:sz="1" w:space="0" w:color="CCCCCC"/>
+              <w:left w:val="single" w:sz="1" w:space="0" w:color="CCCCCC"/>
+              <w:bottom w:val="single" w:sz="1" w:space="0" w:color="CCCCCC"/>
+              <w:right w:val="single" w:sz="1" w:space="0" w:color="CCCCCC"/>
+            </w:tcBorders>
+            <w:shd w:val="clear" w:color="auto" w:fill="FAFAFA"/>
+            <w:tcMar>
+              <w:top w:w="100" w:type="dxa"/>
+              <w:left w:w="160" w:type="dxa"/>
+              <w:bottom w:w="100" w:type="dxa"/>
+              <w:right w:w="160" w:type="dxa"/>
+            </w:tcMar>
+          </w:tcPr>
+          <w:p>
+            <w:r>
+              <w:t>Listings service</w:t>
+            </w:r>
+          </w:p>
+        </w:tc>
+        <w:tc>
+          <w:tcPr>
+            <w:tcW w:w="2360" w:type="dxa"/>
+            <w:tcBorders>
+              <w:top w:val="single" w:sz="1" w:space="0" w:color="CCCCCC"/>
+              <w:left w:val="single" w:sz="1" w:space="0" w:color="CCCCCC"/>
+              <w:bottom w:val="single" w:sz="1" w:space="0" w:color="CCCCCC"/>
+              <w:right w:val="single" w:sz="1" w:space="0" w:color="CCCCCC"/>
+            </w:tcBorders>
+            <w:shd w:val="clear" w:color="auto" w:fill="FAFAFA"/>
+            <w:tcMar>
+              <w:top w:w="100" w:type="dxa"/>
+              <w:left w:w="160" w:type="dxa"/>
+              <w:bottom w:w="100" w:type="dxa"/>
+              <w:right w:w="160" w:type="dxa"/>
+            </w:tcMar>
+          </w:tcPr>
+          <w:p>
+            <w:r>
+              <w:t xml:space="preserve">Listing → </w:t>
+            </w:r>
             <w:proofErr w:type="spellStart"/>
-            <w:proofErr w:type="gramStart"/>
-            <w:r>
-              <w:t>StudentOrg</w:t>
+            <w:r>
+              <w:t>StudentOrg.org_id</w:t>
             </w:r>
             <w:proofErr w:type="spellEnd"/>
-            <w:proofErr w:type="gramEnd"/>
-            <w:r>
-              <w:t xml:space="preserve"> (AR), </w:t>
-            </w:r>
-            <w:proofErr w:type="spellStart"/>
-            <w:r>
-              <w:t>OrgMembership</w:t>
-            </w:r>
-            <w:proofErr w:type="spellEnd"/>
-            <w:r>
-              <w:t xml:space="preserve"> (internal)</w:t>
-            </w:r>
-          </w:p>
-        </w:tc>
-        <w:tc>
-          <w:tcPr>
-            <w:tcW w:w="2400" w:type="dxa"/>
-            <w:tcBorders>
-              <w:top w:val="single" w:sz="1" w:space="0" w:color="CCCCCC"/>
-              <w:left w:val="single" w:sz="1" w:space="0" w:color="CCCCCC"/>
-              <w:bottom w:val="single" w:sz="1" w:space="0" w:color="CCCCCC"/>
-              <w:right w:val="single" w:sz="1" w:space="0" w:color="CCCCCC"/>
-            </w:tcBorders>
-            <w:shd w:val="clear" w:color="auto" w:fill="FAFAFA"/>
-            <w:tcMar>
-              <w:top w:w="100" w:type="dxa"/>
-              <w:left w:w="160" w:type="dxa"/>
-              <w:bottom w:w="100" w:type="dxa"/>
-              <w:right w:w="160" w:type="dxa"/>
-            </w:tcMar>
-          </w:tcPr>
-          <w:p>
-            <w:r>
-              <w:t>Organization service</w:t>
-            </w:r>
-          </w:p>
-        </w:tc>
-        <w:tc>
-          <w:tcPr>
-            <w:tcW w:w="2360" w:type="dxa"/>
-            <w:tcBorders>
-              <w:top w:val="single" w:sz="1" w:space="0" w:color="CCCCCC"/>
-              <w:left w:val="single" w:sz="1" w:space="0" w:color="CCCCCC"/>
-              <w:bottom w:val="single" w:sz="1" w:space="0" w:color="CCCCCC"/>
-              <w:right w:val="single" w:sz="1" w:space="0" w:color="CCCCCC"/>
-            </w:tcBorders>
-            <w:shd w:val="clear" w:color="auto" w:fill="FAFAFA"/>
-            <w:tcMar>
-              <w:top w:w="100" w:type="dxa"/>
-              <w:left w:w="160" w:type="dxa"/>
-              <w:bottom w:w="100" w:type="dxa"/>
-              <w:right w:w="160" w:type="dxa"/>
-            </w:tcMar>
-          </w:tcPr>
-          <w:p>
-            <w:proofErr w:type="spellStart"/>
-            <w:r>
-              <w:t>StudentOrg</w:t>
-            </w:r>
-            <w:proofErr w:type="spellEnd"/>
-            <w:r>
-              <w:t xml:space="preserve"> → </w:t>
-            </w:r>
-            <w:proofErr w:type="spellStart"/>
-            <w:r>
-              <w:t>User.user_id</w:t>
-            </w:r>
-            <w:proofErr w:type="spellEnd"/>
-            <w:r>
-              <w:t xml:space="preserve"> (Identity) via </w:t>
-            </w:r>
-            <w:proofErr w:type="spellStart"/>
-            <w:r>
-              <w:t>OrgMembership</w:t>
-            </w:r>
-            <w:proofErr w:type="spellEnd"/>
-            <w:r>
-              <w:t xml:space="preserve"> member list</w:t>
+            <w:r>
+              <w:t xml:space="preserve"> (Identity &amp; Access)</w:t>
             </w:r>
           </w:p>
         </w:tc>
@@ -3577,7 +3437,7 @@
           </w:tcPr>
           <w:p>
             <w:r>
-              <w:t>Listing</w:t>
+              <w:t>Engagement</w:t>
             </w:r>
           </w:p>
         </w:tc>
@@ -3599,8 +3459,13 @@
             </w:tcMar>
           </w:tcPr>
           <w:p>
-            <w:r>
-              <w:t>Listing (AR), Category (internal), Location (internal)</w:t>
+            <w:proofErr w:type="spellStart"/>
+            <w:r>
+              <w:t>SavedListing</w:t>
+            </w:r>
+            <w:proofErr w:type="spellEnd"/>
+            <w:r>
+              <w:t xml:space="preserve"> (AR), Notification</w:t>
             </w:r>
           </w:p>
         </w:tc>
@@ -3623,7 +3488,7 @@
           </w:tcPr>
           <w:p>
             <w:r>
-              <w:t>Listing service</w:t>
+              <w:t>Engagement service</w:t>
             </w:r>
           </w:p>
         </w:tc>
@@ -3645,19 +3510,29 @@
             </w:tcMar>
           </w:tcPr>
           <w:p>
-            <w:r>
-              <w:t xml:space="preserve">Listing → </w:t>
-            </w:r>
             <w:proofErr w:type="spellStart"/>
             <w:r>
-              <w:t>StudentOrg.org_id</w:t>
+              <w:t>SavedListing</w:t>
             </w:r>
             <w:proofErr w:type="spellEnd"/>
             <w:r>
-              <w:t xml:space="preserve"> (Organization</w:t>
-            </w:r>
-            <w:r>
-              <w:t>)</w:t>
+              <w:t xml:space="preserve">/Notification → </w:t>
+            </w:r>
+            <w:proofErr w:type="spellStart"/>
+            <w:r>
+              <w:t>User.user_id</w:t>
+            </w:r>
+            <w:proofErr w:type="spellEnd"/>
+            <w:r>
+              <w:t xml:space="preserve"> (Identity &amp; Access), </w:t>
+            </w:r>
+            <w:proofErr w:type="spellStart"/>
+            <w:r>
+              <w:t>Listing.listing_id</w:t>
+            </w:r>
+            <w:proofErr w:type="spellEnd"/>
+            <w:r>
+              <w:t xml:space="preserve"> (Listings)</w:t>
             </w:r>
           </w:p>
         </w:tc>
@@ -3680,11 +3555,7 @@
               <w:right w:w="160" w:type="dxa"/>
             </w:tcMar>
           </w:tcPr>
-          <w:p>
-            <w:r>
-              <w:t>Saved</w:t>
-            </w:r>
-          </w:p>
+          <w:p/>
         </w:tc>
         <w:tc>
           <w:tcPr>
@@ -3703,16 +3574,7 @@
               <w:right w:w="160" w:type="dxa"/>
             </w:tcMar>
           </w:tcPr>
-          <w:p>
-            <w:proofErr w:type="spellStart"/>
-            <w:r>
-              <w:t>SavedListing</w:t>
-            </w:r>
-            <w:proofErr w:type="spellEnd"/>
-            <w:r>
-              <w:t xml:space="preserve"> (AR)</w:t>
-            </w:r>
-          </w:p>
+          <w:p/>
         </w:tc>
         <w:tc>
           <w:tcPr>
@@ -3731,11 +3593,7 @@
               <w:right w:w="160" w:type="dxa"/>
             </w:tcMar>
           </w:tcPr>
-          <w:p>
-            <w:r>
-              <w:t>Engagement service</w:t>
-            </w:r>
-          </w:p>
+          <w:p/>
         </w:tc>
         <w:tc>
           <w:tcPr>
@@ -3754,40 +3612,7 @@
               <w:right w:w="160" w:type="dxa"/>
             </w:tcMar>
           </w:tcPr>
-          <w:p>
-            <w:proofErr w:type="spellStart"/>
-            <w:r>
-              <w:t>SavedListing</w:t>
-            </w:r>
-            <w:proofErr w:type="spellEnd"/>
-            <w:r>
-              <w:t xml:space="preserve"> → </w:t>
-            </w:r>
-            <w:proofErr w:type="spellStart"/>
-            <w:r>
-              <w:t>User.user_id</w:t>
-            </w:r>
-            <w:proofErr w:type="spellEnd"/>
-            <w:r>
-              <w:t xml:space="preserve"> (Identity), </w:t>
-            </w:r>
-            <w:proofErr w:type="spellStart"/>
-            <w:r>
-              <w:t>SavedListing</w:t>
-            </w:r>
-            <w:proofErr w:type="spellEnd"/>
-            <w:r>
-              <w:t xml:space="preserve"> → </w:t>
-            </w:r>
-            <w:proofErr w:type="spellStart"/>
-            <w:r>
-              <w:t>Listing.listing_id</w:t>
-            </w:r>
-            <w:proofErr w:type="spellEnd"/>
-            <w:r>
-              <w:t xml:space="preserve"> (Listing)</w:t>
-            </w:r>
-          </w:p>
+          <w:p/>
         </w:tc>
       </w:tr>
       <w:tr>
@@ -3808,11 +3633,7 @@
               <w:right w:w="160" w:type="dxa"/>
             </w:tcMar>
           </w:tcPr>
-          <w:p>
-            <w:r>
-              <w:t>Notification</w:t>
-            </w:r>
-          </w:p>
+          <w:p/>
         </w:tc>
         <w:tc>
           <w:tcPr>
@@ -3831,11 +3652,7 @@
               <w:right w:w="160" w:type="dxa"/>
             </w:tcMar>
           </w:tcPr>
-          <w:p>
-            <w:r>
-              <w:t>Notification (AR)</w:t>
-            </w:r>
-          </w:p>
+          <w:p/>
         </w:tc>
         <w:tc>
           <w:tcPr>
@@ -3854,11 +3671,7 @@
               <w:right w:w="160" w:type="dxa"/>
             </w:tcMar>
           </w:tcPr>
-          <w:p>
-            <w:r>
-              <w:t>Notification service</w:t>
-            </w:r>
-          </w:p>
+          <w:p/>
         </w:tc>
         <w:tc>
           <w:tcPr>
@@ -3877,27 +3690,7 @@
               <w:right w:w="160" w:type="dxa"/>
             </w:tcMar>
           </w:tcPr>
-          <w:p>
-            <w:r>
-              <w:t xml:space="preserve">Notification → </w:t>
-            </w:r>
-            <w:proofErr w:type="spellStart"/>
-            <w:r>
-              <w:t>User.user_id</w:t>
-            </w:r>
-            <w:proofErr w:type="spellEnd"/>
-            <w:r>
-              <w:t xml:space="preserve"> (Identity), Notification → </w:t>
-            </w:r>
-            <w:proofErr w:type="spellStart"/>
-            <w:r>
-              <w:t>Listing.listing_id</w:t>
-            </w:r>
-            <w:proofErr w:type="spellEnd"/>
-            <w:r>
-              <w:t xml:space="preserve"> (Listing)</w:t>
-            </w:r>
-          </w:p>
+          <w:p/>
         </w:tc>
       </w:tr>
       <w:tr>
@@ -3918,11 +3711,7 @@
               <w:right w:w="160" w:type="dxa"/>
             </w:tcMar>
           </w:tcPr>
-          <w:p>
-            <w:r>
-              <w:t>Governance</w:t>
-            </w:r>
-          </w:p>
+          <w:p/>
         </w:tc>
         <w:tc>
           <w:tcPr>
@@ -3941,18 +3730,7 @@
               <w:right w:w="160" w:type="dxa"/>
             </w:tcMar>
           </w:tcPr>
-          <w:p>
-            <w:proofErr w:type="spellStart"/>
-            <w:proofErr w:type="gramStart"/>
-            <w:r>
-              <w:t>ModerationAction</w:t>
-            </w:r>
-            <w:proofErr w:type="spellEnd"/>
-            <w:proofErr w:type="gramEnd"/>
-            <w:r>
-              <w:t xml:space="preserve"> (AR)</w:t>
-            </w:r>
-          </w:p>
+          <w:p/>
         </w:tc>
         <w:tc>
           <w:tcPr>
@@ -3971,11 +3749,7 @@
               <w:right w:w="160" w:type="dxa"/>
             </w:tcMar>
           </w:tcPr>
-          <w:p>
-            <w:r>
-              <w:t>Governance service</w:t>
-            </w:r>
-          </w:p>
+          <w:p/>
         </w:tc>
         <w:tc>
           <w:tcPr>
@@ -3994,40 +3768,7 @@
               <w:right w:w="160" w:type="dxa"/>
             </w:tcMar>
           </w:tcPr>
-          <w:p>
-            <w:proofErr w:type="spellStart"/>
-            <w:r>
-              <w:t>ModerationAction</w:t>
-            </w:r>
-            <w:proofErr w:type="spellEnd"/>
-            <w:r>
-              <w:t xml:space="preserve"> → </w:t>
-            </w:r>
-            <w:proofErr w:type="spellStart"/>
-            <w:r>
-              <w:t>Listing.listing_id</w:t>
-            </w:r>
-            <w:proofErr w:type="spellEnd"/>
-            <w:r>
-              <w:t xml:space="preserve"> (Listing), </w:t>
-            </w:r>
-            <w:proofErr w:type="spellStart"/>
-            <w:r>
-              <w:t>ModerationAction</w:t>
-            </w:r>
-            <w:proofErr w:type="spellEnd"/>
-            <w:r>
-              <w:t xml:space="preserve"> → </w:t>
-            </w:r>
-            <w:proofErr w:type="spellStart"/>
-            <w:r>
-              <w:t>User.user_id</w:t>
-            </w:r>
-            <w:proofErr w:type="spellEnd"/>
-            <w:r>
-              <w:t xml:space="preserve"> (Identity)</w:t>
-            </w:r>
-          </w:p>
+          <w:p/>
         </w:tc>
       </w:tr>
     </w:tbl>
@@ -4078,6 +3819,16 @@
           <w:szCs w:val="21"/>
         </w:rPr>
         <w:t>Identity</w:t>
+      </w:r>
+      <w:r>
+        <w:rPr>
+          <w:b/>
+          <w:bCs/>
+          <w:color w:val="1B3A5C"/>
+          <w:sz w:val="21"/>
+          <w:szCs w:val="21"/>
+        </w:rPr>
+        <w:t xml:space="preserve"> &amp; Access</w:t>
       </w:r>
       <w:r>
         <w:rPr>
@@ -4142,16 +3893,7 @@
                 <w:sz w:val="19"/>
                 <w:szCs w:val="19"/>
               </w:rPr>
-              <w:t xml:space="preserve">The Identity context owns the single source of truth for who can use the system. All other contexts need to know if a user is a verified org, student, or admin - but no context should own that information itself. By </w:t>
-            </w:r>
-            <w:r>
-              <w:rPr>
-                <w:color w:val="666666"/>
-                <w:sz w:val="19"/>
-                <w:szCs w:val="19"/>
-              </w:rPr>
-              <w:lastRenderedPageBreak/>
-              <w:t>separating out Identity from the rest of the application, we ensure that changes to authentication are isolated to only one context of our application.</w:t>
+              <w:t>This context manages users, organizations, and organization memberships. These entities belong together because they all relate to authentication, identity, and access control. Separating them would make account and role management more difficult and create unnecessary cross-boundary references.</w:t>
             </w:r>
           </w:p>
         </w:tc>
@@ -4180,7 +3922,7 @@
           <w:sz w:val="21"/>
           <w:szCs w:val="21"/>
         </w:rPr>
-        <w:t>Organization</w:t>
+        <w:t>Listings</w:t>
       </w:r>
       <w:r>
         <w:rPr>
@@ -4248,7 +3990,8 @@
                 <w:sz w:val="19"/>
                 <w:szCs w:val="19"/>
               </w:rPr>
-              <w:t>The Organization context owns the verification lifecycle of orgs and departments. While identity determines if a user account is legitimate, the Organization context determines if an org is legitimate through a separate approval process. Their separate states and administrators allow for this approval workflow to occur without involving the Identity context in such a process.</w:t>
+              <w:lastRenderedPageBreak/>
+              <w:t>This context manages listings, categories, and locations for free items and events. These entities belong together because categories and locations only exist to support listings. Separating them would make it harder to manage listing information consistently.</w:t>
             </w:r>
           </w:p>
         </w:tc>
@@ -4269,6 +4012,7 @@
         </w:rPr>
         <w:t>Context 3: ____</w:t>
       </w:r>
+      <w:proofErr w:type="gramStart"/>
       <w:r>
         <w:rPr>
           <w:b/>
@@ -4277,7 +4021,7 @@
           <w:sz w:val="21"/>
           <w:szCs w:val="21"/>
         </w:rPr>
-        <w:t>Listing</w:t>
+        <w:t>Engagement</w:t>
       </w:r>
       <w:r>
         <w:rPr>
@@ -4287,7 +4031,18 @@
           <w:sz w:val="21"/>
           <w:szCs w:val="21"/>
         </w:rPr>
-        <w:t>___________</w:t>
+        <w:t>__</w:t>
+      </w:r>
+      <w:proofErr w:type="gramEnd"/>
+      <w:r>
+        <w:rPr>
+          <w:b/>
+          <w:bCs/>
+          <w:color w:val="1B3A5C"/>
+          <w:sz w:val="21"/>
+          <w:szCs w:val="21"/>
+        </w:rPr>
+        <w:t>_________</w:t>
       </w:r>
     </w:p>
     <w:tbl>
@@ -4342,366 +4097,13 @@
                 <w:sz w:val="19"/>
                 <w:szCs w:val="19"/>
               </w:rPr>
-              <w:t xml:space="preserve">The Listing context owns the data that is published by the organizations. The Category and Location contexts only exist to describe the </w:t>
-            </w:r>
-            <w:proofErr w:type="gramStart"/>
-            <w:r>
-              <w:rPr>
-                <w:color w:val="666666"/>
-                <w:sz w:val="19"/>
-                <w:szCs w:val="19"/>
-              </w:rPr>
-              <w:t>listings</w:t>
-            </w:r>
-            <w:proofErr w:type="gramEnd"/>
-            <w:r>
-              <w:rPr>
-                <w:color w:val="666666"/>
-                <w:sz w:val="19"/>
-                <w:szCs w:val="19"/>
-              </w:rPr>
-              <w:t xml:space="preserve"> so they do not have any meaning outside of that context. The lifecycle of a listing is owned by this context. Other contexts react to the listing but do not own or modify the listing data itself.</w:t>
+              <w:t>This context manages saved listings and notifications for users. These entities belong together because they both focus on how users interact with listings. Separating them would create unnecessary complexity for tracking user engagement and notifications.</w:t>
             </w:r>
           </w:p>
         </w:tc>
       </w:tr>
     </w:tbl>
     <w:p/>
-    <w:p>
-      <w:pPr>
-        <w:spacing w:before="80" w:after="20"/>
-      </w:pPr>
-      <w:r>
-        <w:rPr>
-          <w:b/>
-          <w:bCs/>
-          <w:color w:val="1B3A5C"/>
-          <w:sz w:val="21"/>
-          <w:szCs w:val="21"/>
-        </w:rPr>
-        <w:t>Context 4: ____</w:t>
-      </w:r>
-      <w:r>
-        <w:rPr>
-          <w:b/>
-          <w:bCs/>
-          <w:color w:val="1B3A5C"/>
-          <w:sz w:val="21"/>
-          <w:szCs w:val="21"/>
-        </w:rPr>
-        <w:t>Governance</w:t>
-      </w:r>
-      <w:r>
-        <w:rPr>
-          <w:b/>
-          <w:bCs/>
-          <w:color w:val="1B3A5C"/>
-          <w:sz w:val="21"/>
-          <w:szCs w:val="21"/>
-        </w:rPr>
-        <w:t>____________</w:t>
-      </w:r>
-    </w:p>
-    <w:tbl>
-      <w:tblPr>
-        <w:tblW w:w="9360" w:type="dxa"/>
-        <w:tblBorders>
-          <w:top w:val="single" w:sz="4" w:space="0" w:color="auto"/>
-          <w:left w:val="single" w:sz="4" w:space="0" w:color="auto"/>
-          <w:bottom w:val="single" w:sz="4" w:space="0" w:color="auto"/>
-          <w:right w:val="single" w:sz="4" w:space="0" w:color="auto"/>
-          <w:insideH w:val="single" w:sz="4" w:space="0" w:color="auto"/>
-          <w:insideV w:val="single" w:sz="4" w:space="0" w:color="auto"/>
-        </w:tblBorders>
-        <w:tblCellMar>
-          <w:left w:w="10" w:type="dxa"/>
-          <w:right w:w="10" w:type="dxa"/>
-        </w:tblCellMar>
-        <w:tblLook w:val="04A0" w:firstRow="1" w:lastRow="0" w:firstColumn="1" w:lastColumn="0" w:noHBand="0" w:noVBand="1"/>
-      </w:tblPr>
-      <w:tblGrid>
-        <w:gridCol w:w="9360"/>
-      </w:tblGrid>
-      <w:tr>
-        <w:tc>
-          <w:tcPr>
-            <w:tcW w:w="9360" w:type="dxa"/>
-            <w:tcBorders>
-              <w:top w:val="single" w:sz="1" w:space="0" w:color="CCCCCC"/>
-              <w:left w:val="single" w:sz="1" w:space="0" w:color="CCCCCC"/>
-              <w:bottom w:val="single" w:sz="1" w:space="0" w:color="CCCCCC"/>
-              <w:right w:val="single" w:sz="1" w:space="0" w:color="CCCCCC"/>
-            </w:tcBorders>
-            <w:shd w:val="clear" w:color="auto" w:fill="FAFAFA"/>
-            <w:tcMar>
-              <w:top w:w="200" w:type="dxa"/>
-              <w:left w:w="180" w:type="dxa"/>
-              <w:bottom w:w="200" w:type="dxa"/>
-              <w:right w:w="180" w:type="dxa"/>
-            </w:tcMar>
-          </w:tcPr>
-          <w:p>
-            <w:pPr>
-              <w:rPr>
-                <w:color w:val="666666"/>
-                <w:sz w:val="19"/>
-                <w:szCs w:val="19"/>
-              </w:rPr>
-            </w:pPr>
-            <w:r>
-              <w:rPr>
-                <w:color w:val="666666"/>
-                <w:sz w:val="19"/>
-                <w:szCs w:val="19"/>
-              </w:rPr>
-              <w:t>The Saved context will track the bookmarks that students create for listings. This context is separate from the Notification context because saving a listing and being notified of a listing are two separate actions that can be performed by a student. A student can save and un-save a listing. A notification can only be read by the student. Hence, combining these two actions would result in a context that does not have a consistency rule governing the data within it.</w:t>
-            </w:r>
-          </w:p>
-        </w:tc>
-      </w:tr>
-    </w:tbl>
-    <w:p/>
-    <w:p>
-      <w:pPr>
-        <w:spacing w:before="80" w:after="20"/>
-      </w:pPr>
-      <w:r>
-        <w:rPr>
-          <w:b/>
-          <w:bCs/>
-          <w:color w:val="1B3A5C"/>
-          <w:sz w:val="21"/>
-          <w:szCs w:val="21"/>
-        </w:rPr>
-        <w:t xml:space="preserve">Context </w:t>
-      </w:r>
-      <w:r>
-        <w:rPr>
-          <w:b/>
-          <w:bCs/>
-          <w:color w:val="1B3A5C"/>
-          <w:sz w:val="21"/>
-          <w:szCs w:val="21"/>
-        </w:rPr>
-        <w:t>5</w:t>
-      </w:r>
-      <w:r>
-        <w:rPr>
-          <w:b/>
-          <w:bCs/>
-          <w:color w:val="1B3A5C"/>
-          <w:sz w:val="21"/>
-          <w:szCs w:val="21"/>
-        </w:rPr>
-        <w:t>: ____</w:t>
-      </w:r>
-      <w:r>
-        <w:rPr>
-          <w:b/>
-          <w:bCs/>
-          <w:color w:val="1B3A5C"/>
-          <w:sz w:val="21"/>
-          <w:szCs w:val="21"/>
-        </w:rPr>
-        <w:t xml:space="preserve"> </w:t>
-      </w:r>
-      <w:r>
-        <w:rPr>
-          <w:b/>
-          <w:bCs/>
-          <w:color w:val="1B3A5C"/>
-          <w:sz w:val="21"/>
-          <w:szCs w:val="21"/>
-        </w:rPr>
-        <w:t>Notification____________</w:t>
-      </w:r>
-    </w:p>
-    <w:tbl>
-      <w:tblPr>
-        <w:tblW w:w="9360" w:type="dxa"/>
-        <w:tblBorders>
-          <w:top w:val="single" w:sz="4" w:space="0" w:color="auto"/>
-          <w:left w:val="single" w:sz="4" w:space="0" w:color="auto"/>
-          <w:bottom w:val="single" w:sz="4" w:space="0" w:color="auto"/>
-          <w:right w:val="single" w:sz="4" w:space="0" w:color="auto"/>
-          <w:insideH w:val="single" w:sz="4" w:space="0" w:color="auto"/>
-          <w:insideV w:val="single" w:sz="4" w:space="0" w:color="auto"/>
-        </w:tblBorders>
-        <w:tblCellMar>
-          <w:left w:w="10" w:type="dxa"/>
-          <w:right w:w="10" w:type="dxa"/>
-        </w:tblCellMar>
-        <w:tblLook w:val="04A0" w:firstRow="1" w:lastRow="0" w:firstColumn="1" w:lastColumn="0" w:noHBand="0" w:noVBand="1"/>
-      </w:tblPr>
-      <w:tblGrid>
-        <w:gridCol w:w="9360"/>
-      </w:tblGrid>
-      <w:tr>
-        <w:tc>
-          <w:tcPr>
-            <w:tcW w:w="9360" w:type="dxa"/>
-            <w:tcBorders>
-              <w:top w:val="single" w:sz="1" w:space="0" w:color="CCCCCC"/>
-              <w:left w:val="single" w:sz="1" w:space="0" w:color="CCCCCC"/>
-              <w:bottom w:val="single" w:sz="1" w:space="0" w:color="CCCCCC"/>
-              <w:right w:val="single" w:sz="1" w:space="0" w:color="CCCCCC"/>
-            </w:tcBorders>
-            <w:shd w:val="clear" w:color="auto" w:fill="FAFAFA"/>
-            <w:tcMar>
-              <w:top w:w="200" w:type="dxa"/>
-              <w:left w:w="180" w:type="dxa"/>
-              <w:bottom w:w="200" w:type="dxa"/>
-              <w:right w:w="180" w:type="dxa"/>
-            </w:tcMar>
-          </w:tcPr>
-          <w:p>
-            <w:pPr>
-              <w:rPr>
-                <w:color w:val="666666"/>
-                <w:sz w:val="19"/>
-                <w:szCs w:val="19"/>
-              </w:rPr>
-            </w:pPr>
-            <w:r>
-              <w:rPr>
-                <w:color w:val="666666"/>
-                <w:sz w:val="19"/>
-                <w:szCs w:val="19"/>
-              </w:rPr>
-              <w:t xml:space="preserve">The Notification context </w:t>
-            </w:r>
-            <w:proofErr w:type="gramStart"/>
-            <w:r>
-              <w:rPr>
-                <w:color w:val="666666"/>
-                <w:sz w:val="19"/>
-                <w:szCs w:val="19"/>
-              </w:rPr>
-              <w:t>owns</w:t>
-            </w:r>
-            <w:proofErr w:type="gramEnd"/>
-            <w:r>
-              <w:rPr>
-                <w:color w:val="666666"/>
-                <w:sz w:val="19"/>
-                <w:szCs w:val="19"/>
-              </w:rPr>
-              <w:t xml:space="preserve"> delivery of notifications to students. It is separated from Listing because the notification logic is separate from the listing logic. If in the future there was a change to the notification logic, only the Notification context would need to be changed.</w:t>
-            </w:r>
-          </w:p>
-          <w:p>
-            <w:pPr>
-              <w:rPr>
-                <w:color w:val="666666"/>
-                <w:sz w:val="19"/>
-                <w:szCs w:val="19"/>
-              </w:rPr>
-            </w:pPr>
-          </w:p>
-        </w:tc>
-      </w:tr>
-    </w:tbl>
-    <w:p/>
-    <w:p>
-      <w:pPr>
-        <w:spacing w:before="80" w:after="20"/>
-      </w:pPr>
-      <w:r>
-        <w:rPr>
-          <w:b/>
-          <w:bCs/>
-          <w:color w:val="1B3A5C"/>
-          <w:sz w:val="21"/>
-          <w:szCs w:val="21"/>
-        </w:rPr>
-        <w:t>Context 6: _____</w:t>
-      </w:r>
-      <w:r>
-        <w:rPr>
-          <w:b/>
-          <w:bCs/>
-          <w:color w:val="1B3A5C"/>
-          <w:sz w:val="21"/>
-          <w:szCs w:val="21"/>
-        </w:rPr>
-        <w:t>Governance____________</w:t>
-      </w:r>
-    </w:p>
-    <w:tbl>
-      <w:tblPr>
-        <w:tblW w:w="9360" w:type="dxa"/>
-        <w:tblBorders>
-          <w:top w:val="single" w:sz="4" w:space="0" w:color="auto"/>
-          <w:left w:val="single" w:sz="4" w:space="0" w:color="auto"/>
-          <w:bottom w:val="single" w:sz="4" w:space="0" w:color="auto"/>
-          <w:right w:val="single" w:sz="4" w:space="0" w:color="auto"/>
-          <w:insideH w:val="single" w:sz="4" w:space="0" w:color="auto"/>
-          <w:insideV w:val="single" w:sz="4" w:space="0" w:color="auto"/>
-        </w:tblBorders>
-        <w:tblCellMar>
-          <w:left w:w="10" w:type="dxa"/>
-          <w:right w:w="10" w:type="dxa"/>
-        </w:tblCellMar>
-        <w:tblLook w:val="04A0" w:firstRow="1" w:lastRow="0" w:firstColumn="1" w:lastColumn="0" w:noHBand="0" w:noVBand="1"/>
-      </w:tblPr>
-      <w:tblGrid>
-        <w:gridCol w:w="9360"/>
-      </w:tblGrid>
-      <w:tr>
-        <w:tc>
-          <w:tcPr>
-            <w:tcW w:w="9360" w:type="dxa"/>
-            <w:tcBorders>
-              <w:top w:val="single" w:sz="1" w:space="0" w:color="CCCCCC"/>
-              <w:left w:val="single" w:sz="1" w:space="0" w:color="CCCCCC"/>
-              <w:bottom w:val="single" w:sz="1" w:space="0" w:color="CCCCCC"/>
-              <w:right w:val="single" w:sz="1" w:space="0" w:color="CCCCCC"/>
-            </w:tcBorders>
-            <w:shd w:val="clear" w:color="auto" w:fill="FAFAFA"/>
-            <w:tcMar>
-              <w:top w:w="200" w:type="dxa"/>
-              <w:left w:w="180" w:type="dxa"/>
-              <w:bottom w:w="200" w:type="dxa"/>
-              <w:right w:w="180" w:type="dxa"/>
-            </w:tcMar>
-          </w:tcPr>
-          <w:p>
-            <w:pPr>
-              <w:rPr>
-                <w:color w:val="666666"/>
-                <w:sz w:val="19"/>
-                <w:szCs w:val="19"/>
-              </w:rPr>
-            </w:pPr>
-            <w:r>
-              <w:rPr>
-                <w:color w:val="666666"/>
-                <w:sz w:val="19"/>
-                <w:szCs w:val="19"/>
-              </w:rPr>
-              <w:t>The</w:t>
-            </w:r>
-            <w:r>
-              <w:rPr>
-                <w:color w:val="666666"/>
-                <w:sz w:val="19"/>
-                <w:szCs w:val="19"/>
-              </w:rPr>
-              <w:t xml:space="preserve"> Governance context owns the moderation of the platform - who gets to approve or reject listings and who gets to audit such decisions. This is separated from the Listing context as moderation belongs to a different entity with different data retention rules (admins only). When an admin approves a listing, the Listing context’s AR is called to update the listing status, again decoupling these two contexts.</w:t>
-            </w:r>
-          </w:p>
-          <w:p>
-            <w:pPr>
-              <w:rPr>
-                <w:color w:val="666666"/>
-                <w:sz w:val="19"/>
-                <w:szCs w:val="19"/>
-              </w:rPr>
-            </w:pPr>
-          </w:p>
-        </w:tc>
-      </w:tr>
-    </w:tbl>
     <w:p/>
     <w:p/>
     <w:p>
@@ -4709,7 +4111,6 @@
         <w:pStyle w:val="Heading1"/>
       </w:pPr>
       <w:r>
-        <w:lastRenderedPageBreak/>
         <w:t>Section C</w:t>
       </w:r>
       <w:r>
@@ -4828,7 +4229,7 @@
           </w:tcPr>
           <w:p>
             <w:r>
-              <w:t>Posting a free-item system that clubs/professors/orgs and making location/item more discoverable to students</w:t>
+              <w:t>Verified student organizations posting free-item listings for students to discover and claim through a centralized campus platform</w:t>
             </w:r>
           </w:p>
         </w:tc>
@@ -4883,7 +4284,16 @@
           </w:tcPr>
           <w:p>
             <w:r>
-              <w:t>Student Org Rep (Poster) Secondary: Student, system admin</w:t>
+              <w:t>Student Organization Representative</w:t>
+            </w:r>
+            <w:r>
+              <w:t xml:space="preserve">; </w:t>
+            </w:r>
+            <w:r>
+              <w:t>Student, System</w:t>
+            </w:r>
+            <w:r>
+              <w:t xml:space="preserve"> (secondary actors)</w:t>
             </w:r>
           </w:p>
         </w:tc>
@@ -4938,15 +4348,7 @@
           </w:tcPr>
           <w:p>
             <w:r>
-              <w:t xml:space="preserve">This is the supply part loop of the system. Without it, there </w:t>
-            </w:r>
-            <w:proofErr w:type="gramStart"/>
-            <w:r>
-              <w:t>is</w:t>
-            </w:r>
-            <w:proofErr w:type="gramEnd"/>
-            <w:r>
-              <w:t xml:space="preserve"> no free items to discover, no data or notifications to track/send. Everything feeds off this process</w:t>
+              <w:t>This process supports the core purpose of the platform by allowing verified student organizations to post listings that students can discover, save, and receive notifications about</w:t>
             </w:r>
           </w:p>
         </w:tc>
@@ -5000,71 +4402,28 @@
             </w:tcMar>
           </w:tcPr>
           <w:p>
-            <w:pPr>
-              <w:pStyle w:val="ListParagraph"/>
-              <w:numPr>
-                <w:ilvl w:val="0"/>
-                <w:numId w:val="2"/>
-              </w:numPr>
-            </w:pPr>
-            <w:r>
-              <w:t xml:space="preserve">Announcements are scattered across various </w:t>
-            </w:r>
-            <w:proofErr w:type="gramStart"/>
-            <w:r>
-              <w:t>platform</w:t>
-            </w:r>
-            <w:proofErr w:type="gramEnd"/>
-            <w:r>
-              <w:t xml:space="preserve"> (e.g. snapchat, Instagram, TikTok, flyers)</w:t>
-            </w:r>
-          </w:p>
-          <w:p>
-            <w:pPr>
-              <w:pStyle w:val="ListParagraph"/>
-              <w:numPr>
-                <w:ilvl w:val="0"/>
-                <w:numId w:val="2"/>
-              </w:numPr>
-            </w:pPr>
-            <w:r>
-              <w:t>No verification: Students can’t tell what is real or fake</w:t>
-            </w:r>
-          </w:p>
-          <w:p>
-            <w:pPr>
-              <w:pStyle w:val="ListParagraph"/>
-              <w:numPr>
-                <w:ilvl w:val="0"/>
-                <w:numId w:val="2"/>
-              </w:numPr>
-            </w:pPr>
-            <w:r>
-              <w:t>Posts go stale: Flyers stay up even after items are gone</w:t>
-            </w:r>
-          </w:p>
-          <w:p>
-            <w:pPr>
-              <w:pStyle w:val="ListParagraph"/>
-              <w:numPr>
-                <w:ilvl w:val="0"/>
-                <w:numId w:val="2"/>
-              </w:numPr>
-            </w:pPr>
-            <w:r>
-              <w:t>Reach is limited to those who see a flyer or view a specific account</w:t>
-            </w:r>
-          </w:p>
-          <w:p>
-            <w:pPr>
-              <w:pStyle w:val="ListParagraph"/>
-              <w:numPr>
-                <w:ilvl w:val="0"/>
-                <w:numId w:val="2"/>
-              </w:numPr>
-            </w:pPr>
-            <w:r>
-              <w:t>No way to measure who saw or claimed items, tracking supply/demand</w:t>
+            <w:r>
+              <w:t xml:space="preserve">- Announcements are scattered across different platforms (Instagram, Snapchat, flyers) </w:t>
+            </w:r>
+            <w:r>
+              <w:br/>
+              <w:t xml:space="preserve">- Students often find out about giveaways too late </w:t>
+            </w:r>
+            <w:r>
+              <w:br/>
+              <w:t xml:space="preserve">- Students cannot easily verify whether posts are legitimate </w:t>
+            </w:r>
+            <w:r>
+              <w:br/>
+              <w:t xml:space="preserve">- Flyers and posts remain visible after items are gone </w:t>
+            </w:r>
+            <w:r>
+              <w:br/>
+              <w:t xml:space="preserve">- There is no centralized way to track listing availability </w:t>
+            </w:r>
+            <w:r>
+              <w:br/>
+              <w:t>- Students waste time walking to locations where items are no longer available</w:t>
             </w:r>
           </w:p>
         </w:tc>
@@ -5113,6 +4472,7 @@
         <w:spacing w:before="60" w:after="40"/>
       </w:pPr>
       <w:r>
+        <w:lastRenderedPageBreak/>
         <w:t xml:space="preserve">Attach or embed your as-is </w:t>
       </w:r>
       <w:proofErr w:type="spellStart"/>
@@ -5171,12 +4531,84 @@
               <w:rPr>
                 <w:noProof/>
               </w:rPr>
-              <w:lastRenderedPageBreak/>
+              <mc:AlternateContent>
+                <mc:Choice Requires="wps">
+                  <w:drawing>
+                    <wp:anchor distT="0" distB="0" distL="114300" distR="114300" simplePos="0" relativeHeight="251659264" behindDoc="0" locked="0" layoutInCell="1" allowOverlap="1" wp14:anchorId="010F441A" wp14:editId="4782922E">
+                      <wp:simplePos x="0" y="0"/>
+                      <wp:positionH relativeFrom="column">
+                        <wp:posOffset>2971717</wp:posOffset>
+                      </wp:positionH>
+                      <wp:positionV relativeFrom="paragraph">
+                        <wp:posOffset>1243772</wp:posOffset>
+                      </wp:positionV>
+                      <wp:extent cx="45719" cy="242238"/>
+                      <wp:effectExtent l="38100" t="38100" r="50165" b="24765"/>
+                      <wp:wrapNone/>
+                      <wp:docPr id="362368153" name="Straight Arrow Connector 1"/>
+                      <wp:cNvGraphicFramePr/>
+                      <a:graphic xmlns:a="http://schemas.openxmlformats.org/drawingml/2006/main">
+                        <a:graphicData uri="http://schemas.microsoft.com/office/word/2010/wordprocessingShape">
+                          <wps:wsp>
+                            <wps:cNvCnPr/>
+                            <wps:spPr>
+                              <a:xfrm flipV="1">
+                                <a:off x="0" y="0"/>
+                                <a:ext cx="45719" cy="242238"/>
+                              </a:xfrm>
+                              <a:prstGeom prst="straightConnector1">
+                                <a:avLst/>
+                              </a:prstGeom>
+                              <a:ln>
+                                <a:tailEnd type="triangle"/>
+                              </a:ln>
+                            </wps:spPr>
+                            <wps:style>
+                              <a:lnRef idx="2">
+                                <a:schemeClr val="accent1"/>
+                              </a:lnRef>
+                              <a:fillRef idx="0">
+                                <a:schemeClr val="accent1"/>
+                              </a:fillRef>
+                              <a:effectRef idx="1">
+                                <a:schemeClr val="accent1"/>
+                              </a:effectRef>
+                              <a:fontRef idx="minor">
+                                <a:schemeClr val="tx1"/>
+                              </a:fontRef>
+                            </wps:style>
+                            <wps:bodyPr/>
+                          </wps:wsp>
+                        </a:graphicData>
+                      </a:graphic>
+                      <wp14:sizeRelH relativeFrom="margin">
+                        <wp14:pctWidth>0</wp14:pctWidth>
+                      </wp14:sizeRelH>
+                      <wp14:sizeRelV relativeFrom="margin">
+                        <wp14:pctHeight>0</wp14:pctHeight>
+                      </wp14:sizeRelV>
+                    </wp:anchor>
+                  </w:drawing>
+                </mc:Choice>
+                <mc:Fallback>
+                  <w:pict>
+                    <v:shapetype w14:anchorId="42DE3373" id="_x0000_t32" coordsize="21600,21600" o:spt="32" o:oned="t" path="m,l21600,21600e" filled="f">
+                      <v:path arrowok="t" fillok="f" o:connecttype="none"/>
+                      <o:lock v:ext="edit" shapetype="t"/>
+                    </v:shapetype>
+                    <v:shape id="Straight Arrow Connector 1" o:spid="_x0000_s1026" type="#_x0000_t32" style="position:absolute;margin-left:234pt;margin-top:97.95pt;width:3.6pt;height:19.05pt;flip:y;z-index:251659264;visibility:visible;mso-wrap-style:square;mso-width-percent:0;mso-height-percent:0;mso-wrap-distance-left:9pt;mso-wrap-distance-top:0;mso-wrap-distance-right:9pt;mso-wrap-distance-bottom:0;mso-position-horizontal:absolute;mso-position-horizontal-relative:text;mso-position-vertical:absolute;mso-position-vertical-relative:text;mso-width-percent:0;mso-height-percent:0;mso-width-relative:margin;mso-height-relative:margin" o:gfxdata="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" strokecolor="#156082 [3204]" strokeweight="1.5pt">
+                      <v:stroke endarrow="block" joinstyle="miter"/>
+                    </v:shape>
+                  </w:pict>
+                </mc:Fallback>
+              </mc:AlternateContent>
+            </w:r>
+            <w:r>
               <w:drawing>
-                <wp:inline distT="0" distB="0" distL="0" distR="0" wp14:anchorId="24CABE8E" wp14:editId="1C8CC439">
-                  <wp:extent cx="5943600" cy="2689860"/>
-                  <wp:effectExtent l="0" t="0" r="0" b="0"/>
-                  <wp:docPr id="686852767" name="Picture 1"/>
+                <wp:inline distT="0" distB="0" distL="0" distR="0" wp14:anchorId="41437D1D" wp14:editId="55239501">
+                  <wp:extent cx="5943600" cy="2874010"/>
+                  <wp:effectExtent l="0" t="0" r="0" b="2540"/>
+                  <wp:docPr id="298620178" name="Picture 1"/>
                   <wp:cNvGraphicFramePr>
                     <a:graphicFrameLocks xmlns:a="http://schemas.openxmlformats.org/drawingml/2006/main" noChangeAspect="1"/>
                   </wp:cNvGraphicFramePr>
@@ -5184,36 +4616,23 @@
                     <a:graphicData uri="http://schemas.openxmlformats.org/drawingml/2006/picture">
                       <pic:pic xmlns:pic="http://schemas.openxmlformats.org/drawingml/2006/picture">
                         <pic:nvPicPr>
-                          <pic:cNvPr id="0" name="Picture 3"/>
-                          <pic:cNvPicPr>
-                            <a:picLocks noChangeAspect="1" noChangeArrowheads="1"/>
-                          </pic:cNvPicPr>
+                          <pic:cNvPr id="298620178" name=""/>
+                          <pic:cNvPicPr/>
                         </pic:nvPicPr>
                         <pic:blipFill>
-                          <a:blip r:embed="rId7" cstate="print">
-                            <a:extLst>
-                              <a:ext uri="{28A0092B-C50C-407E-A947-70E740481C1C}">
-                                <a14:useLocalDpi xmlns:a14="http://schemas.microsoft.com/office/drawing/2010/main" val="0"/>
-                              </a:ext>
-                            </a:extLst>
-                          </a:blip>
-                          <a:srcRect/>
+                          <a:blip r:embed="rId7"/>
                           <a:stretch>
                             <a:fillRect/>
                           </a:stretch>
                         </pic:blipFill>
-                        <pic:spPr bwMode="auto">
+                        <pic:spPr>
                           <a:xfrm>
                             <a:off x="0" y="0"/>
-                            <a:ext cx="5943600" cy="2689860"/>
+                            <a:ext cx="5943600" cy="2874010"/>
                           </a:xfrm>
                           <a:prstGeom prst="rect">
                             <a:avLst/>
                           </a:prstGeom>
-                          <a:noFill/>
-                          <a:ln>
-                            <a:noFill/>
-                          </a:ln>
                         </pic:spPr>
                       </pic:pic>
                     </a:graphicData>
@@ -5403,33 +4822,7 @@
           </w:tcPr>
           <w:p>
             <w:r>
-              <w:t>Decides to give away free items</w:t>
-            </w:r>
-          </w:p>
-        </w:tc>
-        <w:tc>
-          <w:tcPr>
-            <w:tcW w:w="1600" w:type="dxa"/>
-            <w:tcBorders>
-              <w:top w:val="single" w:sz="1" w:space="0" w:color="CCCCCC"/>
-              <w:left w:val="single" w:sz="1" w:space="0" w:color="CCCCCC"/>
-              <w:bottom w:val="single" w:sz="1" w:space="0" w:color="CCCCCC"/>
-              <w:right w:val="single" w:sz="1" w:space="0" w:color="CCCCCC"/>
-            </w:tcBorders>
-            <w:shd w:val="clear" w:color="auto" w:fill="FAFAFA"/>
-            <w:tcMar>
-              <w:top w:w="100" w:type="dxa"/>
-              <w:left w:w="160" w:type="dxa"/>
-              <w:bottom w:w="100" w:type="dxa"/>
-              <w:right w:w="160" w:type="dxa"/>
-            </w:tcMar>
-          </w:tcPr>
-          <w:p>
-            <w:r>
-              <w:t>Org Rep</w:t>
-            </w:r>
-            <w:r>
-              <w:t>/Staff</w:t>
+              <w:t>Create flyer or social media post</w:t>
             </w:r>
           </w:p>
         </w:tc>
@@ -5455,83 +4848,7 @@
               <w:jc w:val="center"/>
             </w:pPr>
             <w:r>
-              <w:t>VA</w:t>
-            </w:r>
-          </w:p>
-        </w:tc>
-        <w:tc>
-          <w:tcPr>
-            <w:tcW w:w="2560" w:type="dxa"/>
-            <w:tcBorders>
-              <w:top w:val="single" w:sz="1" w:space="0" w:color="CCCCCC"/>
-              <w:left w:val="single" w:sz="1" w:space="0" w:color="CCCCCC"/>
-              <w:bottom w:val="single" w:sz="1" w:space="0" w:color="CCCCCC"/>
-              <w:right w:val="single" w:sz="1" w:space="0" w:color="CCCCCC"/>
-            </w:tcBorders>
-            <w:shd w:val="clear" w:color="auto" w:fill="FAFAFA"/>
-            <w:tcMar>
-              <w:top w:w="100" w:type="dxa"/>
-              <w:left w:w="160" w:type="dxa"/>
-              <w:bottom w:w="100" w:type="dxa"/>
-              <w:right w:w="160" w:type="dxa"/>
-            </w:tcMar>
-          </w:tcPr>
-          <w:p>
-            <w:proofErr w:type="gramStart"/>
-            <w:r>
-              <w:t>the</w:t>
-            </w:r>
-            <w:proofErr w:type="gramEnd"/>
-            <w:r>
-              <w:t xml:space="preserve"> poster choosing to give items away is the act that makes the whole process possible</w:t>
-            </w:r>
-          </w:p>
-        </w:tc>
-      </w:tr>
-      <w:tr>
-        <w:tc>
-          <w:tcPr>
-            <w:tcW w:w="3600" w:type="dxa"/>
-            <w:tcBorders>
-              <w:top w:val="single" w:sz="1" w:space="0" w:color="CCCCCC"/>
-              <w:left w:val="single" w:sz="1" w:space="0" w:color="CCCCCC"/>
-              <w:bottom w:val="single" w:sz="1" w:space="0" w:color="CCCCCC"/>
-              <w:right w:val="single" w:sz="1" w:space="0" w:color="CCCCCC"/>
-            </w:tcBorders>
-            <w:shd w:val="clear" w:color="auto" w:fill="FAFAFA"/>
-            <w:tcMar>
-              <w:top w:w="100" w:type="dxa"/>
-              <w:left w:w="160" w:type="dxa"/>
-              <w:bottom w:w="100" w:type="dxa"/>
-              <w:right w:w="160" w:type="dxa"/>
-            </w:tcMar>
-          </w:tcPr>
-          <w:p>
-            <w:r>
-              <w:t>Create flyer or social media post</w:t>
-            </w:r>
-          </w:p>
-        </w:tc>
-        <w:tc>
-          <w:tcPr>
-            <w:tcW w:w="1600" w:type="dxa"/>
-            <w:tcBorders>
-              <w:top w:val="single" w:sz="1" w:space="0" w:color="CCCCCC"/>
-              <w:left w:val="single" w:sz="1" w:space="0" w:color="CCCCCC"/>
-              <w:bottom w:val="single" w:sz="1" w:space="0" w:color="CCCCCC"/>
-              <w:right w:val="single" w:sz="1" w:space="0" w:color="CCCCCC"/>
-            </w:tcBorders>
-            <w:shd w:val="clear" w:color="auto" w:fill="FAFAFA"/>
-            <w:tcMar>
-              <w:top w:w="100" w:type="dxa"/>
-              <w:left w:w="160" w:type="dxa"/>
-              <w:bottom w:w="100" w:type="dxa"/>
-              <w:right w:w="160" w:type="dxa"/>
-            </w:tcMar>
-          </w:tcPr>
-          <w:p>
-            <w:r>
-              <w:t>Org Rep/Staff</w:t>
+              <w:t xml:space="preserve">Student Org </w:t>
             </w:r>
           </w:p>
         </w:tc>
@@ -5580,13 +4897,7 @@
           </w:tcPr>
           <w:p>
             <w:r>
-              <w:t>Producing the announcement is the creative work the poster wants to do</w:t>
-            </w:r>
-            <w:r>
-              <w:t>,</w:t>
-            </w:r>
-            <w:r>
-              <w:t xml:space="preserve"> it directly communicates what is being given away</w:t>
+              <w:t>Creating the announcement communicates the giveaway information to students</w:t>
             </w:r>
           </w:p>
         </w:tc>
@@ -5611,30 +4922,15 @@
           </w:tcPr>
           <w:p>
             <w:r>
-              <w:t>Post to multiple channels (Snap, IG, Flyers)</w:t>
-            </w:r>
-          </w:p>
-        </w:tc>
-        <w:tc>
-          <w:tcPr>
-            <w:tcW w:w="1600" w:type="dxa"/>
-            <w:tcBorders>
-              <w:top w:val="single" w:sz="1" w:space="0" w:color="CCCCCC"/>
-              <w:left w:val="single" w:sz="1" w:space="0" w:color="CCCCCC"/>
-              <w:bottom w:val="single" w:sz="1" w:space="0" w:color="CCCCCC"/>
-              <w:right w:val="single" w:sz="1" w:space="0" w:color="CCCCCC"/>
-            </w:tcBorders>
-            <w:shd w:val="clear" w:color="auto" w:fill="FAFAFA"/>
-            <w:tcMar>
-              <w:top w:w="100" w:type="dxa"/>
-              <w:left w:w="160" w:type="dxa"/>
-              <w:bottom w:w="100" w:type="dxa"/>
-              <w:right w:w="160" w:type="dxa"/>
-            </w:tcMar>
-          </w:tcPr>
-          <w:p>
-            <w:r>
-              <w:t>Org Rep/Staff</w:t>
+              <w:t xml:space="preserve">Post </w:t>
+            </w:r>
+            <w:proofErr w:type="gramStart"/>
+            <w:r>
+              <w:t>announcement</w:t>
+            </w:r>
+            <w:proofErr w:type="gramEnd"/>
+            <w:r>
+              <w:t xml:space="preserve"> across multiple platforms</w:t>
             </w:r>
           </w:p>
         </w:tc>
@@ -5660,94 +4956,7 @@
               <w:jc w:val="center"/>
             </w:pPr>
             <w:r>
-              <w:t>NVA</w:t>
-            </w:r>
-          </w:p>
-        </w:tc>
-        <w:tc>
-          <w:tcPr>
-            <w:tcW w:w="2560" w:type="dxa"/>
-            <w:tcBorders>
-              <w:top w:val="single" w:sz="1" w:space="0" w:color="CCCCCC"/>
-              <w:left w:val="single" w:sz="1" w:space="0" w:color="CCCCCC"/>
-              <w:bottom w:val="single" w:sz="1" w:space="0" w:color="CCCCCC"/>
-              <w:right w:val="single" w:sz="1" w:space="0" w:color="CCCCCC"/>
-            </w:tcBorders>
-            <w:shd w:val="clear" w:color="auto" w:fill="FAFAFA"/>
-            <w:tcMar>
-              <w:top w:w="100" w:type="dxa"/>
-              <w:left w:w="160" w:type="dxa"/>
-              <w:bottom w:w="100" w:type="dxa"/>
-              <w:right w:w="160" w:type="dxa"/>
-            </w:tcMar>
-          </w:tcPr>
-          <w:p>
-            <w:r>
-              <w:t xml:space="preserve">The same information is recreated and posted across three or four separate platforms. Duplicate </w:t>
-            </w:r>
-            <w:r>
-              <w:lastRenderedPageBreak/>
-              <w:t xml:space="preserve">effort with no added </w:t>
-            </w:r>
-            <w:proofErr w:type="gramStart"/>
-            <w:r>
-              <w:t>value</w:t>
-            </w:r>
-            <w:r>
-              <w:t>,</w:t>
-            </w:r>
-            <w:proofErr w:type="gramEnd"/>
-            <w:r>
-              <w:t xml:space="preserve"> exists only because there is no single canonical channel</w:t>
-            </w:r>
-          </w:p>
-        </w:tc>
-      </w:tr>
-      <w:tr>
-        <w:tc>
-          <w:tcPr>
-            <w:tcW w:w="3600" w:type="dxa"/>
-            <w:tcBorders>
-              <w:top w:val="single" w:sz="1" w:space="0" w:color="CCCCCC"/>
-              <w:left w:val="single" w:sz="1" w:space="0" w:color="CCCCCC"/>
-              <w:bottom w:val="single" w:sz="1" w:space="0" w:color="CCCCCC"/>
-              <w:right w:val="single" w:sz="1" w:space="0" w:color="CCCCCC"/>
-            </w:tcBorders>
-            <w:shd w:val="clear" w:color="auto" w:fill="FAFAFA"/>
-            <w:tcMar>
-              <w:top w:w="100" w:type="dxa"/>
-              <w:left w:w="160" w:type="dxa"/>
-              <w:bottom w:w="100" w:type="dxa"/>
-              <w:right w:w="160" w:type="dxa"/>
-            </w:tcMar>
-          </w:tcPr>
-          <w:p>
-            <w:r>
-              <w:lastRenderedPageBreak/>
-              <w:t>Physically hand out flyers on campus</w:t>
-            </w:r>
-          </w:p>
-        </w:tc>
-        <w:tc>
-          <w:tcPr>
-            <w:tcW w:w="1600" w:type="dxa"/>
-            <w:tcBorders>
-              <w:top w:val="single" w:sz="1" w:space="0" w:color="CCCCCC"/>
-              <w:left w:val="single" w:sz="1" w:space="0" w:color="CCCCCC"/>
-              <w:bottom w:val="single" w:sz="1" w:space="0" w:color="CCCCCC"/>
-              <w:right w:val="single" w:sz="1" w:space="0" w:color="CCCCCC"/>
-            </w:tcBorders>
-            <w:shd w:val="clear" w:color="auto" w:fill="FAFAFA"/>
-            <w:tcMar>
-              <w:top w:w="100" w:type="dxa"/>
-              <w:left w:w="160" w:type="dxa"/>
-              <w:bottom w:w="100" w:type="dxa"/>
-              <w:right w:w="160" w:type="dxa"/>
-            </w:tcMar>
-          </w:tcPr>
-          <w:p>
-            <w:r>
-              <w:t>Org Rep/Staff</w:t>
+              <w:t>Student Org</w:t>
             </w:r>
           </w:p>
         </w:tc>
@@ -5796,7 +5005,7 @@
           </w:tcPr>
           <w:p>
             <w:r>
-              <w:t>Manual labor with extremely limited reach. Costs time and is invisible to anyone not walking past the right hallway at the right moment</w:t>
+              <w:t>The same information is repeatedly posted across different platforms because there is no centralized system</w:t>
             </w:r>
           </w:p>
         </w:tc>
@@ -5821,6 +5030,7 @@
           </w:tcPr>
           <w:p>
             <w:r>
+              <w:lastRenderedPageBreak/>
               <w:t>Set up giveaway at location</w:t>
             </w:r>
           </w:p>
@@ -5844,7 +5054,7 @@
           </w:tcPr>
           <w:p>
             <w:r>
-              <w:t>Org Rep/Staff</w:t>
+              <w:t>Student Org</w:t>
             </w:r>
           </w:p>
         </w:tc>
@@ -5893,13 +5103,7 @@
           </w:tcPr>
           <w:p>
             <w:r>
-              <w:t>The actual giveaway event</w:t>
-            </w:r>
-            <w:r>
-              <w:t>,</w:t>
-            </w:r>
-            <w:r>
-              <w:t xml:space="preserve"> the moment of value exchange between the poster and the student</w:t>
+              <w:t>The giveaway itself is the main value being provided to students</w:t>
             </w:r>
           </w:p>
         </w:tc>
@@ -5924,7 +5128,7 @@
           </w:tcPr>
           <w:p>
             <w:r>
-              <w:t>Notice flyer or post by chance</w:t>
+              <w:t>See post or flyer by chance</w:t>
             </w:r>
           </w:p>
         </w:tc>
@@ -5996,15 +5200,7 @@
           </w:tcPr>
           <w:p>
             <w:r>
-              <w:t xml:space="preserve">Discovery is a necessary </w:t>
-            </w:r>
-            <w:proofErr w:type="gramStart"/>
-            <w:r>
-              <w:t>step</w:t>
-            </w:r>
-            <w:proofErr w:type="gramEnd"/>
-            <w:r>
-              <w:t xml:space="preserve"> but it is almost entirely luck-based today. Students who do not follow the right accounts or walk past the right flyer never find out</w:t>
+              <w:t>Discovery is necessary, but currently depends on luck and visibility</w:t>
             </w:r>
           </w:p>
         </w:tc>
@@ -6029,7 +5225,7 @@
           </w:tcPr>
           <w:p>
             <w:r>
-              <w:t>Wonder if items are still there or available</w:t>
+              <w:t>Wonder if items are still available</w:t>
             </w:r>
           </w:p>
         </w:tc>
@@ -6101,7 +5297,7 @@
           </w:tcPr>
           <w:p>
             <w:r>
-              <w:t>Pure waste caused entirely by the lack of real-time information. The student burns time and mental energy on something that should be a simple fact</w:t>
+              <w:t>Students waste time trying to determine whether items are still available</w:t>
             </w:r>
           </w:p>
         </w:tc>
@@ -6126,7 +5322,7 @@
           </w:tcPr>
           <w:p>
             <w:r>
-              <w:t>Decide whether to walk over (gateway 1)</w:t>
+              <w:t>Walk to location</w:t>
             </w:r>
           </w:p>
         </w:tc>
@@ -6175,7 +5371,7 @@
               <w:jc w:val="center"/>
             </w:pPr>
             <w:r>
-              <w:t>NVA</w:t>
+              <w:t>BVA</w:t>
             </w:r>
           </w:p>
         </w:tc>
@@ -6198,33 +5394,7 @@
           </w:tcPr>
           <w:p>
             <w:r>
-              <w:t xml:space="preserve">The student </w:t>
-            </w:r>
-            <w:proofErr w:type="gramStart"/>
-            <w:r>
-              <w:t>has to</w:t>
-            </w:r>
-            <w:proofErr w:type="gramEnd"/>
-            <w:r>
-              <w:t xml:space="preserve"> make a risk-based decision with no reliable information</w:t>
-            </w:r>
-            <w:r>
-              <w:t xml:space="preserve">, </w:t>
-            </w:r>
-            <w:r>
-              <w:t xml:space="preserve">if </w:t>
-            </w:r>
-            <w:r>
-              <w:lastRenderedPageBreak/>
-              <w:t xml:space="preserve">they knew for certain items were still </w:t>
-            </w:r>
-            <w:proofErr w:type="gramStart"/>
-            <w:r>
-              <w:t>available</w:t>
-            </w:r>
-            <w:proofErr w:type="gramEnd"/>
-            <w:r>
-              <w:t xml:space="preserve"> they would just go</w:t>
+              <w:t>Traveling to claim the item is necessary, but can become wasted effort if items are gone</w:t>
             </w:r>
           </w:p>
         </w:tc>
@@ -6249,8 +5419,7 @@
           </w:tcPr>
           <w:p>
             <w:r>
-              <w:lastRenderedPageBreak/>
-              <w:t>Walk to location</w:t>
+              <w:t>Claim item</w:t>
             </w:r>
           </w:p>
         </w:tc>
@@ -6299,7 +5468,7 @@
               <w:jc w:val="center"/>
             </w:pPr>
             <w:r>
-              <w:t>BVA</w:t>
+              <w:t>VA</w:t>
             </w:r>
           </w:p>
         </w:tc>
@@ -6322,7 +5491,7 @@
           </w:tcPr>
           <w:p>
             <w:r>
-              <w:t>Going to claim the item is necessary, but the uncertainty from the previous step means a significant portion of these trips will be wasted</w:t>
+              <w:t>The student successfully receives the free item</w:t>
             </w:r>
           </w:p>
         </w:tc>
@@ -6346,8 +5515,13 @@
             </w:tcMar>
           </w:tcPr>
           <w:p>
-            <w:r>
-              <w:t>Claim item (success path, gateway 2: yes)</w:t>
+            <w:proofErr w:type="gramStart"/>
+            <w:r>
+              <w:t>Find</w:t>
+            </w:r>
+            <w:proofErr w:type="gramEnd"/>
+            <w:r>
+              <w:t xml:space="preserve"> items already gone</w:t>
             </w:r>
           </w:p>
         </w:tc>
@@ -6396,7 +5570,7 @@
               <w:jc w:val="center"/>
             </w:pPr>
             <w:r>
-              <w:t>VA</w:t>
+              <w:t>NVA</w:t>
             </w:r>
           </w:p>
         </w:tc>
@@ -6419,21 +5593,7 @@
           </w:tcPr>
           <w:p>
             <w:r>
-              <w:t>The actual outcome both parties want</w:t>
-            </w:r>
-            <w:r>
-              <w:t>, t</w:t>
-            </w:r>
-            <w:r>
-              <w:t xml:space="preserve">he student gets the free </w:t>
-            </w:r>
-            <w:proofErr w:type="gramStart"/>
-            <w:r>
-              <w:t>item</w:t>
-            </w:r>
-            <w:proofErr w:type="gramEnd"/>
-            <w:r>
-              <w:t xml:space="preserve"> and the poster achieves their goal of giving it away</w:t>
+              <w:t>The student made the trip unnecessarily because there was no real-time availability information</w:t>
             </w:r>
           </w:p>
         </w:tc>
@@ -6456,11 +5616,7 @@
               <w:right w:w="160" w:type="dxa"/>
             </w:tcMar>
           </w:tcPr>
-          <w:p>
-            <w:r>
-              <w:t>Find items already gone (failure path, gateway 2: no)</w:t>
-            </w:r>
-          </w:p>
+          <w:p/>
         </w:tc>
         <w:tc>
           <w:tcPr>
@@ -6479,11 +5635,7 @@
               <w:right w:w="160" w:type="dxa"/>
             </w:tcMar>
           </w:tcPr>
-          <w:p>
-            <w:r>
-              <w:t>Student</w:t>
-            </w:r>
-          </w:p>
+          <w:p/>
         </w:tc>
         <w:tc>
           <w:tcPr>
@@ -6506,9 +5658,6 @@
             <w:pPr>
               <w:jc w:val="center"/>
             </w:pPr>
-            <w:r>
-              <w:t>NVA</w:t>
-            </w:r>
           </w:p>
         </w:tc>
         <w:tc>
@@ -6528,25 +5677,171 @@
               <w:right w:w="160" w:type="dxa"/>
             </w:tcMar>
           </w:tcPr>
-          <w:p>
-            <w:r>
-              <w:t>Pure waste</w:t>
-            </w:r>
-            <w:r>
-              <w:t xml:space="preserve">, </w:t>
-            </w:r>
-            <w:r>
-              <w:t xml:space="preserve">the student made the trip for nothing because there </w:t>
-            </w:r>
-            <w:proofErr w:type="gramStart"/>
-            <w:r>
-              <w:t>was</w:t>
-            </w:r>
-            <w:proofErr w:type="gramEnd"/>
-            <w:r>
-              <w:t xml:space="preserve"> no real-time availability information and no expiry notification</w:t>
-            </w:r>
-          </w:p>
+          <w:p/>
+        </w:tc>
+      </w:tr>
+      <w:tr>
+        <w:tc>
+          <w:tcPr>
+            <w:tcW w:w="3600" w:type="dxa"/>
+            <w:tcBorders>
+              <w:top w:val="single" w:sz="1" w:space="0" w:color="CCCCCC"/>
+              <w:left w:val="single" w:sz="1" w:space="0" w:color="CCCCCC"/>
+              <w:bottom w:val="single" w:sz="1" w:space="0" w:color="CCCCCC"/>
+              <w:right w:val="single" w:sz="1" w:space="0" w:color="CCCCCC"/>
+            </w:tcBorders>
+            <w:shd w:val="clear" w:color="auto" w:fill="FAFAFA"/>
+            <w:tcMar>
+              <w:top w:w="100" w:type="dxa"/>
+              <w:left w:w="160" w:type="dxa"/>
+              <w:bottom w:w="100" w:type="dxa"/>
+              <w:right w:w="160" w:type="dxa"/>
+            </w:tcMar>
+          </w:tcPr>
+          <w:p/>
+        </w:tc>
+        <w:tc>
+          <w:tcPr>
+            <w:tcW w:w="1600" w:type="dxa"/>
+            <w:tcBorders>
+              <w:top w:val="single" w:sz="1" w:space="0" w:color="CCCCCC"/>
+              <w:left w:val="single" w:sz="1" w:space="0" w:color="CCCCCC"/>
+              <w:bottom w:val="single" w:sz="1" w:space="0" w:color="CCCCCC"/>
+              <w:right w:val="single" w:sz="1" w:space="0" w:color="CCCCCC"/>
+            </w:tcBorders>
+            <w:shd w:val="clear" w:color="auto" w:fill="FAFAFA"/>
+            <w:tcMar>
+              <w:top w:w="100" w:type="dxa"/>
+              <w:left w:w="160" w:type="dxa"/>
+              <w:bottom w:w="100" w:type="dxa"/>
+              <w:right w:w="160" w:type="dxa"/>
+            </w:tcMar>
+          </w:tcPr>
+          <w:p/>
+        </w:tc>
+        <w:tc>
+          <w:tcPr>
+            <w:tcW w:w="1600" w:type="dxa"/>
+            <w:tcBorders>
+              <w:top w:val="single" w:sz="1" w:space="0" w:color="CCCCCC"/>
+              <w:left w:val="single" w:sz="1" w:space="0" w:color="CCCCCC"/>
+              <w:bottom w:val="single" w:sz="1" w:space="0" w:color="CCCCCC"/>
+              <w:right w:val="single" w:sz="1" w:space="0" w:color="CCCCCC"/>
+            </w:tcBorders>
+            <w:shd w:val="clear" w:color="auto" w:fill="FAFAFA"/>
+            <w:tcMar>
+              <w:top w:w="100" w:type="dxa"/>
+              <w:left w:w="160" w:type="dxa"/>
+              <w:bottom w:w="100" w:type="dxa"/>
+              <w:right w:w="160" w:type="dxa"/>
+            </w:tcMar>
+          </w:tcPr>
+          <w:p>
+            <w:pPr>
+              <w:jc w:val="center"/>
+            </w:pPr>
+          </w:p>
+        </w:tc>
+        <w:tc>
+          <w:tcPr>
+            <w:tcW w:w="2560" w:type="dxa"/>
+            <w:tcBorders>
+              <w:top w:val="single" w:sz="1" w:space="0" w:color="CCCCCC"/>
+              <w:left w:val="single" w:sz="1" w:space="0" w:color="CCCCCC"/>
+              <w:bottom w:val="single" w:sz="1" w:space="0" w:color="CCCCCC"/>
+              <w:right w:val="single" w:sz="1" w:space="0" w:color="CCCCCC"/>
+            </w:tcBorders>
+            <w:shd w:val="clear" w:color="auto" w:fill="FAFAFA"/>
+            <w:tcMar>
+              <w:top w:w="100" w:type="dxa"/>
+              <w:left w:w="160" w:type="dxa"/>
+              <w:bottom w:w="100" w:type="dxa"/>
+              <w:right w:w="160" w:type="dxa"/>
+            </w:tcMar>
+          </w:tcPr>
+          <w:p/>
+        </w:tc>
+      </w:tr>
+      <w:tr>
+        <w:tc>
+          <w:tcPr>
+            <w:tcW w:w="3600" w:type="dxa"/>
+            <w:tcBorders>
+              <w:top w:val="single" w:sz="1" w:space="0" w:color="CCCCCC"/>
+              <w:left w:val="single" w:sz="1" w:space="0" w:color="CCCCCC"/>
+              <w:bottom w:val="single" w:sz="1" w:space="0" w:color="CCCCCC"/>
+              <w:right w:val="single" w:sz="1" w:space="0" w:color="CCCCCC"/>
+            </w:tcBorders>
+            <w:shd w:val="clear" w:color="auto" w:fill="FAFAFA"/>
+            <w:tcMar>
+              <w:top w:w="100" w:type="dxa"/>
+              <w:left w:w="160" w:type="dxa"/>
+              <w:bottom w:w="100" w:type="dxa"/>
+              <w:right w:w="160" w:type="dxa"/>
+            </w:tcMar>
+          </w:tcPr>
+          <w:p/>
+        </w:tc>
+        <w:tc>
+          <w:tcPr>
+            <w:tcW w:w="1600" w:type="dxa"/>
+            <w:tcBorders>
+              <w:top w:val="single" w:sz="1" w:space="0" w:color="CCCCCC"/>
+              <w:left w:val="single" w:sz="1" w:space="0" w:color="CCCCCC"/>
+              <w:bottom w:val="single" w:sz="1" w:space="0" w:color="CCCCCC"/>
+              <w:right w:val="single" w:sz="1" w:space="0" w:color="CCCCCC"/>
+            </w:tcBorders>
+            <w:shd w:val="clear" w:color="auto" w:fill="FAFAFA"/>
+            <w:tcMar>
+              <w:top w:w="100" w:type="dxa"/>
+              <w:left w:w="160" w:type="dxa"/>
+              <w:bottom w:w="100" w:type="dxa"/>
+              <w:right w:w="160" w:type="dxa"/>
+            </w:tcMar>
+          </w:tcPr>
+          <w:p/>
+        </w:tc>
+        <w:tc>
+          <w:tcPr>
+            <w:tcW w:w="1600" w:type="dxa"/>
+            <w:tcBorders>
+              <w:top w:val="single" w:sz="1" w:space="0" w:color="CCCCCC"/>
+              <w:left w:val="single" w:sz="1" w:space="0" w:color="CCCCCC"/>
+              <w:bottom w:val="single" w:sz="1" w:space="0" w:color="CCCCCC"/>
+              <w:right w:val="single" w:sz="1" w:space="0" w:color="CCCCCC"/>
+            </w:tcBorders>
+            <w:shd w:val="clear" w:color="auto" w:fill="FAFAFA"/>
+            <w:tcMar>
+              <w:top w:w="100" w:type="dxa"/>
+              <w:left w:w="160" w:type="dxa"/>
+              <w:bottom w:w="100" w:type="dxa"/>
+              <w:right w:w="160" w:type="dxa"/>
+            </w:tcMar>
+          </w:tcPr>
+          <w:p>
+            <w:pPr>
+              <w:jc w:val="center"/>
+            </w:pPr>
+          </w:p>
+        </w:tc>
+        <w:tc>
+          <w:tcPr>
+            <w:tcW w:w="2560" w:type="dxa"/>
+            <w:tcBorders>
+              <w:top w:val="single" w:sz="1" w:space="0" w:color="CCCCCC"/>
+              <w:left w:val="single" w:sz="1" w:space="0" w:color="CCCCCC"/>
+              <w:bottom w:val="single" w:sz="1" w:space="0" w:color="CCCCCC"/>
+              <w:right w:val="single" w:sz="1" w:space="0" w:color="CCCCCC"/>
+            </w:tcBorders>
+            <w:shd w:val="clear" w:color="auto" w:fill="FAFAFA"/>
+            <w:tcMar>
+              <w:top w:w="100" w:type="dxa"/>
+              <w:left w:w="160" w:type="dxa"/>
+              <w:bottom w:w="100" w:type="dxa"/>
+              <w:right w:w="160" w:type="dxa"/>
+            </w:tcMar>
+          </w:tcPr>
+          <w:p/>
         </w:tc>
       </w:tr>
     </w:tbl>
@@ -6648,18 +5943,12 @@
               <w:jc w:val="center"/>
             </w:pPr>
             <w:r>
-              <w:rPr>
-                <w:b/>
-                <w:bCs/>
-                <w:noProof/>
-                <w:color w:val="666666"/>
-              </w:rPr>
               <w:lastRenderedPageBreak/>
               <w:drawing>
-                <wp:inline distT="0" distB="0" distL="0" distR="0" wp14:anchorId="13078590" wp14:editId="0C61BC98">
-                  <wp:extent cx="5935980" cy="2834640"/>
-                  <wp:effectExtent l="0" t="0" r="7620" b="3810"/>
-                  <wp:docPr id="1707717966" name="Picture 2"/>
+                <wp:inline distT="0" distB="0" distL="0" distR="0" wp14:anchorId="1C1D305E" wp14:editId="26D55187">
+                  <wp:extent cx="5943600" cy="3456940"/>
+                  <wp:effectExtent l="0" t="0" r="0" b="0"/>
+                  <wp:docPr id="108451389" name="Picture 1"/>
                   <wp:cNvGraphicFramePr>
                     <a:graphicFrameLocks xmlns:a="http://schemas.openxmlformats.org/drawingml/2006/main" noChangeAspect="1"/>
                   </wp:cNvGraphicFramePr>
@@ -6667,36 +5956,23 @@
                     <a:graphicData uri="http://schemas.openxmlformats.org/drawingml/2006/picture">
                       <pic:pic xmlns:pic="http://schemas.openxmlformats.org/drawingml/2006/picture">
                         <pic:nvPicPr>
-                          <pic:cNvPr id="0" name="Picture 4"/>
-                          <pic:cNvPicPr>
-                            <a:picLocks noChangeAspect="1" noChangeArrowheads="1"/>
-                          </pic:cNvPicPr>
+                          <pic:cNvPr id="108451389" name=""/>
+                          <pic:cNvPicPr/>
                         </pic:nvPicPr>
                         <pic:blipFill>
-                          <a:blip r:embed="rId8" cstate="print">
-                            <a:extLst>
-                              <a:ext uri="{28A0092B-C50C-407E-A947-70E740481C1C}">
-                                <a14:useLocalDpi xmlns:a14="http://schemas.microsoft.com/office/drawing/2010/main" val="0"/>
-                              </a:ext>
-                            </a:extLst>
-                          </a:blip>
-                          <a:srcRect/>
+                          <a:blip r:embed="rId8"/>
                           <a:stretch>
                             <a:fillRect/>
                           </a:stretch>
                         </pic:blipFill>
-                        <pic:spPr bwMode="auto">
+                        <pic:spPr>
                           <a:xfrm>
                             <a:off x="0" y="0"/>
-                            <a:ext cx="5935980" cy="2834640"/>
+                            <a:ext cx="5943600" cy="3456940"/>
                           </a:xfrm>
                           <a:prstGeom prst="rect">
                             <a:avLst/>
                           </a:prstGeom>
-                          <a:noFill/>
-                          <a:ln>
-                            <a:noFill/>
-                          </a:ln>
                         </pic:spPr>
                       </pic:pic>
                     </a:graphicData>
@@ -6895,10 +6171,7 @@
           </w:tcPr>
           <w:p>
             <w:r>
-              <w:t>Fragmented multi-channel posting (Snap, IG, flyers) replaced with a single in-app listing form</w:t>
-            </w:r>
-            <w:r>
-              <w:t>)</w:t>
+              <w:t>Multiple social media and flyer postings replaced with a centralized listing platform</w:t>
             </w:r>
           </w:p>
         </w:tc>
@@ -6921,7 +6194,7 @@
           </w:tcPr>
           <w:p>
             <w:r>
-              <w:t>Eliminates duplicate effort for orgs, faculty, and staff. Creates one canonical place students check. Without this consolidation, notifications and analytics are impossible</w:t>
+              <w:t>Reduces duplicate posting effort and creates one consistent location for students to check</w:t>
             </w:r>
           </w:p>
         </w:tc>
@@ -6969,7 +6242,7 @@
           </w:tcPr>
           <w:p>
             <w:r>
-              <w:t>Manual flyer distribution eliminated entirely replaced by system-driven push notifications</w:t>
+              <w:t>Manual discovery replaced with system notifications and searchable listings</w:t>
             </w:r>
           </w:p>
         </w:tc>
@@ -6992,7 +6265,7 @@
           </w:tcPr>
           <w:p>
             <w:r>
-              <w:t>The biggest NVA-to-system conversion in the process. The poster no longer walks the building taping up flyers. The system reaches every eligible student instantly</w:t>
+              <w:t>Students can now discover listings more efficiently without relying on chance</w:t>
             </w:r>
           </w:p>
         </w:tc>
@@ -7015,7 +6288,7 @@
           </w:tcPr>
           <w:p>
             <w:r>
-              <w:t>US-05, US-09</w:t>
+              <w:t>US-01, US-05</w:t>
             </w:r>
           </w:p>
         </w:tc>
@@ -7040,8 +6313,7 @@
           </w:tcPr>
           <w:p>
             <w:r>
-              <w:lastRenderedPageBreak/>
-              <w:t>Admin approval added as a mandatory step before any listing goes public</w:t>
+              <w:t>Verified organization requirement added before posting listings</w:t>
             </w:r>
           </w:p>
         </w:tc>
@@ -7064,7 +6336,7 @@
           </w:tcPr>
           <w:p>
             <w:r>
-              <w:t>Adds one BVA step the as-is process lacked, but it is the only defense against fake or policy-violating posts reaching students. Trust in the platform is a prerequisite</w:t>
+              <w:t>Prevents fake or unauthorized listings from appearing on the platform</w:t>
             </w:r>
           </w:p>
         </w:tc>
@@ -7087,10 +6359,7 @@
           </w:tcPr>
           <w:p>
             <w:r>
-              <w:t>US-04, US-</w:t>
-            </w:r>
-            <w:r>
-              <w:t>06</w:t>
+              <w:t>US-04</w:t>
             </w:r>
           </w:p>
         </w:tc>
@@ -7115,7 +6384,8 @@
           </w:tcPr>
           <w:p>
             <w:r>
-              <w:t>Org verification gate added unverified accounts cannot submit listings</w:t>
+              <w:lastRenderedPageBreak/>
+              <w:t>Real-time listing availability and expiration tracking added</w:t>
             </w:r>
           </w:p>
         </w:tc>
@@ -7138,7 +6408,7 @@
           </w:tcPr>
           <w:p>
             <w:r>
-              <w:t>Prevents impersonation. Only accounts with VERIFIED status can create listings. Unverified accounts are rejected at submission before anything reaches the admin</w:t>
+              <w:t>Reduces wasted trips by showing students whether listings are still active</w:t>
             </w:r>
           </w:p>
         </w:tc>
@@ -7161,7 +6431,7 @@
           </w:tcPr>
           <w:p>
             <w:r>
-              <w:t>US-04</w:t>
+              <w:t>US-01, US-07</w:t>
             </w:r>
           </w:p>
         </w:tc>
@@ -7186,21 +6456,7 @@
           </w:tcPr>
           <w:p>
             <w:r>
-              <w:t xml:space="preserve">Listings auto-expire via </w:t>
-            </w:r>
-            <w:proofErr w:type="spellStart"/>
-            <w:r>
-              <w:t>end_time</w:t>
-            </w:r>
-            <w:proofErr w:type="spellEnd"/>
-            <w:r>
-              <w:t xml:space="preserve"> attribute</w:t>
-            </w:r>
-            <w:r>
-              <w:t>,</w:t>
-            </w:r>
-            <w:r>
-              <w:t xml:space="preserve"> no more stale posts</w:t>
+              <w:t>Students can filter listings by category or location</w:t>
             </w:r>
           </w:p>
         </w:tc>
@@ -7223,15 +6479,7 @@
           </w:tcPr>
           <w:p>
             <w:r>
-              <w:t xml:space="preserve">Directly eliminates the "find items already gone" NVA outcome from the as-is. A listing that has passed its </w:t>
-            </w:r>
-            <w:proofErr w:type="spellStart"/>
-            <w:r>
-              <w:t>end_time</w:t>
-            </w:r>
-            <w:proofErr w:type="spellEnd"/>
-            <w:r>
-              <w:t xml:space="preserve"> is automatically hidden from the feed</w:t>
+              <w:t>Makes listings easier to browse and improves discoverability</w:t>
             </w:r>
           </w:p>
         </w:tc>
@@ -7254,10 +6502,7 @@
           </w:tcPr>
           <w:p>
             <w:r>
-              <w:t>US-01, US-</w:t>
-            </w:r>
-            <w:r>
-              <w:t>07</w:t>
+              <w:t>US-09</w:t>
             </w:r>
           </w:p>
         </w:tc>
@@ -7282,7 +6527,7 @@
           </w:tcPr>
           <w:p>
             <w:r>
-              <w:t>Student notification preference matching added before push is sent</w:t>
+              <w:t>Notifications now match user preferences and saved listings</w:t>
             </w:r>
           </w:p>
         </w:tc>
@@ -7305,7 +6550,7 @@
           </w:tcPr>
           <w:p>
             <w:r>
-              <w:t>Students only receive alerts about listings that match their saved preferences and location filters. Prevents notification overload</w:t>
+              <w:t>Prevents unnecessary notifications and improves user experience</w:t>
             </w:r>
           </w:p>
         </w:tc>
@@ -7328,10 +6573,7 @@
           </w:tcPr>
           <w:p>
             <w:r>
-              <w:t>US</w:t>
-            </w:r>
-            <w:r>
-              <w:t>-05, US-09</w:t>
+              <w:t>US-05, US-09</w:t>
             </w:r>
           </w:p>
         </w:tc>
@@ -7354,16 +6596,7 @@
               <w:right w:w="160" w:type="dxa"/>
             </w:tcMar>
           </w:tcPr>
-          <w:p>
-            <w:proofErr w:type="gramStart"/>
-            <w:r>
-              <w:t>Student</w:t>
-            </w:r>
-            <w:proofErr w:type="gramEnd"/>
-            <w:r>
-              <w:t xml:space="preserve"> can now decide to go based on full listing details</w:t>
-            </w:r>
-          </w:p>
+          <w:p/>
         </w:tc>
         <w:tc>
           <w:tcPr>
@@ -7382,19 +6615,7 @@
               <w:right w:w="160" w:type="dxa"/>
             </w:tcMar>
           </w:tcPr>
-          <w:p>
-            <w:r>
-              <w:t xml:space="preserve">The "wonder if items still available" NVA step is eliminated. Students see exact location, description, and time remaining before </w:t>
-            </w:r>
-            <w:proofErr w:type="gramStart"/>
-            <w:r>
-              <w:t>deciding</w:t>
-            </w:r>
-            <w:proofErr w:type="gramEnd"/>
-            <w:r>
-              <w:t xml:space="preserve"> to go or not</w:t>
-            </w:r>
-          </w:p>
+          <w:p/>
         </w:tc>
         <w:tc>
           <w:tcPr>
@@ -7413,14 +6634,7 @@
               <w:right w:w="160" w:type="dxa"/>
             </w:tcMar>
           </w:tcPr>
-          <w:p>
-            <w:r>
-              <w:t>US-0</w:t>
-            </w:r>
-            <w:r>
-              <w:t>7</w:t>
-            </w:r>
-          </w:p>
+          <w:p/>
         </w:tc>
       </w:tr>
     </w:tbl>
@@ -9702,6 +8916,11 @@
         <w:docPartUnique/>
       </w:docPartObj>
     </w:sdtPr>
+    <w:sdtEndPr>
+      <w:rPr>
+        <w:rStyle w:val="PageNumber"/>
+      </w:rPr>
+    </w:sdtEndPr>
     <w:sdtContent>
       <w:p>
         <w:pPr>
@@ -9760,6 +8979,11 @@
         <w:docPartUnique/>
       </w:docPartObj>
     </w:sdtPr>
+    <w:sdtEndPr>
+      <w:rPr>
+        <w:rStyle w:val="PageNumber"/>
+      </w:rPr>
+    </w:sdtEndPr>
     <w:sdtContent>
       <w:p>
         <w:pPr>

--- a/MIS360 --Artefacts 3&4_ERD & BPMN (2).docx
+++ b/MIS360 --Artefacts 3&4_ERD & BPMN (2).docx
@@ -264,7 +264,11 @@
               <w:right w:w="160" w:type="dxa"/>
             </w:tcMar>
           </w:tcPr>
-          <w:p/>
+          <w:p>
+            <w:r>
+              <w:t xml:space="preserve"> </w:t>
+            </w:r>
+          </w:p>
         </w:tc>
       </w:tr>
       <w:tr>
@@ -370,15 +374,7 @@
         <w:t>.</w:t>
       </w:r>
       <w:r>
-        <w:t xml:space="preserve"> Your deliverables are organized </w:t>
-      </w:r>
-      <w:proofErr w:type="gramStart"/>
-      <w:r>
-        <w:t>in</w:t>
-      </w:r>
-      <w:proofErr w:type="gramEnd"/>
-      <w:r>
-        <w:t xml:space="preserve"> three sections </w:t>
+        <w:t xml:space="preserve"> Your deliverables are organized in three sections </w:t>
       </w:r>
       <w:r>
         <w:t xml:space="preserve">and </w:t>
@@ -981,15 +977,7 @@
         <w:spacing w:line="240" w:lineRule="auto"/>
       </w:pPr>
       <w:r>
-        <w:t xml:space="preserve">Every entity in Section A should be referenced by at least one </w:t>
-      </w:r>
-      <w:proofErr w:type="gramStart"/>
-      <w:r>
-        <w:t>user story</w:t>
-      </w:r>
-      <w:proofErr w:type="gramEnd"/>
-      <w:r>
-        <w:t xml:space="preserve"> in Portfolio Item 2. Every step in Section C to-be process should implement at least one user story. Before submitting, run a quick check: can you trace each entity to a story, and each to-be process step to a story? If not, either the ERD is over-engineered or the backlog is incomplete.</w:t>
+        <w:t>Every entity in Section A should be referenced by at least one user story in Portfolio Item 2. Every step in Section C to-be process should implement at least one user story. Before submitting, run a quick check: can you trace each entity to a story, and each to-be process step to a story? If not, either the ERD is over-engineered or the backlog is incomplete.</w:t>
       </w:r>
       <w:r>
         <w:br w:type="page"/>
@@ -1038,15 +1026,7 @@
         <w:t>or equivalent diagramming tool</w:t>
       </w:r>
       <w:r>
-        <w:t xml:space="preserve"> and the file </w:t>
-      </w:r>
-      <w:proofErr w:type="gramStart"/>
-      <w:r>
-        <w:t>need</w:t>
-      </w:r>
-      <w:proofErr w:type="gramEnd"/>
-      <w:r>
-        <w:t xml:space="preserve"> to be included in your project’s git repository</w:t>
+        <w:t xml:space="preserve"> and the file need to be included in your project’s git repository</w:t>
       </w:r>
       <w:r>
         <w:t>.</w:t>
@@ -1062,31 +1042,7 @@
     </w:p>
     <w:p>
       <w:r>
-        <w:t xml:space="preserve">All core entities for your domain with primary keys and key attributes. All relationships with cardinality (1:1, </w:t>
-      </w:r>
-      <w:proofErr w:type="gramStart"/>
-      <w:r>
-        <w:t>1:N</w:t>
-      </w:r>
-      <w:proofErr w:type="gramEnd"/>
-      <w:r>
-        <w:t xml:space="preserve">, </w:t>
-      </w:r>
-      <w:proofErr w:type="gramStart"/>
-      <w:r>
-        <w:t>M:N</w:t>
-      </w:r>
-      <w:proofErr w:type="gramEnd"/>
-      <w:r>
-        <w:t xml:space="preserve">) and mandatory/optional indicators. Foreign key references shown. No attributes that belong </w:t>
-      </w:r>
-      <w:proofErr w:type="gramStart"/>
-      <w:r>
-        <w:t>in</w:t>
-      </w:r>
-      <w:proofErr w:type="gramEnd"/>
-      <w:r>
-        <w:t xml:space="preserve"> a separate entity.</w:t>
+        <w:t>All core entities for your domain with primary keys and key attributes. All relationships with cardinality (1:1, 1:N, M:N) and mandatory/optional indicators. Foreign key references shown. No attributes that belong in a separate entity.</w:t>
       </w:r>
     </w:p>
     <w:p/>
@@ -4012,7 +3968,6 @@
         </w:rPr>
         <w:t>Context 3: ____</w:t>
       </w:r>
-      <w:proofErr w:type="gramStart"/>
       <w:r>
         <w:rPr>
           <w:b/>
@@ -4031,18 +3986,7 @@
           <w:sz w:val="21"/>
           <w:szCs w:val="21"/>
         </w:rPr>
-        <w:t>__</w:t>
-      </w:r>
-      <w:proofErr w:type="gramEnd"/>
-      <w:r>
-        <w:rPr>
-          <w:b/>
-          <w:bCs/>
-          <w:color w:val="1B3A5C"/>
-          <w:sz w:val="21"/>
-          <w:szCs w:val="21"/>
-        </w:rPr>
-        <w:t>_________</w:t>
+        <w:t>___________</w:t>
       </w:r>
     </w:p>
     <w:tbl>
@@ -4604,6 +4548,9 @@
               </mc:AlternateContent>
             </w:r>
             <w:r>
+              <w:rPr>
+                <w:noProof/>
+              </w:rPr>
               <w:drawing>
                 <wp:inline distT="0" distB="0" distL="0" distR="0" wp14:anchorId="41437D1D" wp14:editId="55239501">
                   <wp:extent cx="5943600" cy="2874010"/>
@@ -4922,15 +4869,7 @@
           </w:tcPr>
           <w:p>
             <w:r>
-              <w:t xml:space="preserve">Post </w:t>
-            </w:r>
-            <w:proofErr w:type="gramStart"/>
-            <w:r>
-              <w:t>announcement</w:t>
-            </w:r>
-            <w:proofErr w:type="gramEnd"/>
-            <w:r>
-              <w:t xml:space="preserve"> across multiple platforms</w:t>
+              <w:t>Post announcement across multiple platforms</w:t>
             </w:r>
           </w:p>
         </w:tc>
@@ -5515,13 +5454,8 @@
             </w:tcMar>
           </w:tcPr>
           <w:p>
-            <w:proofErr w:type="gramStart"/>
-            <w:r>
-              <w:t>Find</w:t>
-            </w:r>
-            <w:proofErr w:type="gramEnd"/>
-            <w:r>
-              <w:t xml:space="preserve"> items already gone</w:t>
+            <w:r>
+              <w:t>Find items already gone</w:t>
             </w:r>
           </w:p>
         </w:tc>
@@ -5943,6 +5877,9 @@
               <w:jc w:val="center"/>
             </w:pPr>
             <w:r>
+              <w:rPr>
+                <w:noProof/>
+              </w:rPr>
               <w:lastRenderedPageBreak/>
               <w:drawing>
                 <wp:inline distT="0" distB="0" distL="0" distR="0" wp14:anchorId="1C1D305E" wp14:editId="26D55187">
@@ -6973,23 +6910,7 @@
                 <w:sz w:val="18"/>
                 <w:szCs w:val="18"/>
               </w:rPr>
-              <w:t xml:space="preserve">All core entities present with appropriate attributes. Relationships </w:t>
-            </w:r>
-            <w:proofErr w:type="gramStart"/>
-            <w:r>
-              <w:rPr>
-                <w:sz w:val="18"/>
-                <w:szCs w:val="18"/>
-              </w:rPr>
-              <w:t>correctly</w:t>
-            </w:r>
-            <w:proofErr w:type="gramEnd"/>
-            <w:r>
-              <w:rPr>
-                <w:sz w:val="18"/>
-                <w:szCs w:val="18"/>
-              </w:rPr>
-              <w:t xml:space="preserve"> specified with cardinality. No missing FK relationships. </w:t>
+              <w:t xml:space="preserve">All core entities present with appropriate attributes. Relationships correctly specified with cardinality. No missing FK relationships. </w:t>
             </w:r>
           </w:p>
         </w:tc>
@@ -7105,25 +7026,7 @@
                 <w:sz w:val="18"/>
                 <w:szCs w:val="18"/>
               </w:rPr>
-              <w:t xml:space="preserve">Key entities </w:t>
-            </w:r>
-            <w:proofErr w:type="gramStart"/>
-            <w:r>
-              <w:rPr>
-                <w:color w:val="993C1D"/>
-                <w:sz w:val="18"/>
-                <w:szCs w:val="18"/>
-              </w:rPr>
-              <w:t>missing</w:t>
-            </w:r>
-            <w:proofErr w:type="gramEnd"/>
-            <w:r>
-              <w:rPr>
-                <w:color w:val="993C1D"/>
-                <w:sz w:val="18"/>
-                <w:szCs w:val="18"/>
-              </w:rPr>
-              <w:t xml:space="preserve"> or incorrectly related. Cardinality absent or wrong.</w:t>
+              <w:t>Key entities missing or incorrectly related. Cardinality absent or wrong.</w:t>
             </w:r>
             <w:r>
               <w:rPr>
@@ -7222,39 +7125,7 @@
                 <w:sz w:val="18"/>
                 <w:szCs w:val="18"/>
               </w:rPr>
-              <w:t xml:space="preserve">Every entity </w:t>
-            </w:r>
-            <w:proofErr w:type="gramStart"/>
-            <w:r>
-              <w:rPr>
-                <w:sz w:val="18"/>
-                <w:szCs w:val="18"/>
-              </w:rPr>
-              <w:t>assigned</w:t>
-            </w:r>
-            <w:proofErr w:type="gramEnd"/>
-            <w:r>
-              <w:rPr>
-                <w:sz w:val="18"/>
-                <w:szCs w:val="18"/>
-              </w:rPr>
-              <w:t xml:space="preserve"> to an aggregate with named root. Context boundaries clearly drawn. Service ownership </w:t>
-            </w:r>
-            <w:proofErr w:type="gramStart"/>
-            <w:r>
-              <w:rPr>
-                <w:sz w:val="18"/>
-                <w:szCs w:val="18"/>
-              </w:rPr>
-              <w:t>labelled</w:t>
-            </w:r>
-            <w:proofErr w:type="gramEnd"/>
-            <w:r>
-              <w:rPr>
-                <w:sz w:val="18"/>
-                <w:szCs w:val="18"/>
-              </w:rPr>
-              <w:t xml:space="preserve"> for each context. Cross-boundary references explicitly identified.</w:t>
+              <w:t>Every entity assigned to an aggregate with named root. Context boundaries clearly drawn. Service ownership labelled for each context. Cross-boundary references explicitly identified.</w:t>
             </w:r>
           </w:p>
         </w:tc>
@@ -7282,25 +7153,7 @@
                 <w:sz w:val="18"/>
                 <w:szCs w:val="18"/>
               </w:rPr>
-              <w:t xml:space="preserve">All aggregates identified with correct roots. Context boundaries reflect business capabilities, not technical convenience. Every cross-boundary reference </w:t>
-            </w:r>
-            <w:proofErr w:type="gramStart"/>
-            <w:r>
-              <w:rPr>
-                <w:color w:val="0F6E56"/>
-                <w:sz w:val="18"/>
-                <w:szCs w:val="18"/>
-              </w:rPr>
-              <w:t>named</w:t>
-            </w:r>
-            <w:proofErr w:type="gramEnd"/>
-            <w:r>
-              <w:rPr>
-                <w:color w:val="0F6E56"/>
-                <w:sz w:val="18"/>
-                <w:szCs w:val="18"/>
-              </w:rPr>
-              <w:t xml:space="preserve"> and justified.</w:t>
+              <w:t>All aggregates identified with correct roots. Context boundaries reflect business capabilities, not technical convenience. Every cross-boundary reference named and justified.</w:t>
             </w:r>
           </w:p>
         </w:tc>
@@ -7356,25 +7209,7 @@
                 <w:sz w:val="18"/>
                 <w:szCs w:val="18"/>
               </w:rPr>
-              <w:t xml:space="preserve">Aggregates </w:t>
-            </w:r>
-            <w:proofErr w:type="gramStart"/>
-            <w:r>
-              <w:rPr>
-                <w:color w:val="993C1D"/>
-                <w:sz w:val="18"/>
-                <w:szCs w:val="18"/>
-              </w:rPr>
-              <w:t>absent</w:t>
-            </w:r>
-            <w:proofErr w:type="gramEnd"/>
-            <w:r>
-              <w:rPr>
-                <w:color w:val="993C1D"/>
-                <w:sz w:val="18"/>
-                <w:szCs w:val="18"/>
-              </w:rPr>
-              <w:t xml:space="preserve"> or incorrectly formed. Context boundaries missing or arbitrary. Cross-boundary references not identified.</w:t>
+              <w:t>Aggregates absent or incorrectly formed. Context boundaries missing or arbitrary. Cross-boundary references not identified.</w:t>
             </w:r>
           </w:p>
         </w:tc>
@@ -7527,25 +7362,7 @@
                 <w:sz w:val="18"/>
                 <w:szCs w:val="18"/>
               </w:rPr>
-              <w:t xml:space="preserve">All boundaries </w:t>
-            </w:r>
-            <w:proofErr w:type="gramStart"/>
-            <w:r>
-              <w:rPr>
-                <w:color w:val="0F6E56"/>
-                <w:sz w:val="18"/>
-                <w:szCs w:val="18"/>
-              </w:rPr>
-              <w:t>justified</w:t>
-            </w:r>
-            <w:proofErr w:type="gramEnd"/>
-            <w:r>
-              <w:rPr>
-                <w:color w:val="0F6E56"/>
-                <w:sz w:val="18"/>
-                <w:szCs w:val="18"/>
-              </w:rPr>
-              <w:t xml:space="preserve"> with domain reasoning. At least one boundary challenged and reconsidered with documented rationale.</w:t>
+              <w:t>All boundaries justified with domain reasoning. At least one boundary challenged and reconsidered with documented rationale.</w:t>
             </w:r>
           </w:p>
         </w:tc>
@@ -7617,25 +7434,7 @@
                 <w:sz w:val="18"/>
                 <w:szCs w:val="18"/>
               </w:rPr>
-              <w:t xml:space="preserve">Boundaries </w:t>
-            </w:r>
-            <w:proofErr w:type="gramStart"/>
-            <w:r>
-              <w:rPr>
-                <w:color w:val="993C1D"/>
-                <w:sz w:val="18"/>
-                <w:szCs w:val="18"/>
-              </w:rPr>
-              <w:t>not</w:t>
-            </w:r>
-            <w:proofErr w:type="gramEnd"/>
-            <w:r>
-              <w:rPr>
-                <w:color w:val="993C1D"/>
-                <w:sz w:val="18"/>
-                <w:szCs w:val="18"/>
-              </w:rPr>
-              <w:t xml:space="preserve"> </w:t>
+              <w:t xml:space="preserve">Boundaries not </w:t>
             </w:r>
             <w:r>
               <w:rPr>
@@ -7814,43 +7613,7 @@
                 <w:sz w:val="18"/>
                 <w:szCs w:val="18"/>
               </w:rPr>
-              <w:t xml:space="preserve">Core as-is process captured. At least one exception </w:t>
-            </w:r>
-            <w:proofErr w:type="gramStart"/>
-            <w:r>
-              <w:rPr>
-                <w:color w:val="1B3A5C"/>
-                <w:sz w:val="18"/>
-                <w:szCs w:val="18"/>
-              </w:rPr>
-              <w:t>shown</w:t>
-            </w:r>
-            <w:proofErr w:type="gramEnd"/>
-            <w:r>
-              <w:rPr>
-                <w:color w:val="1B3A5C"/>
-                <w:sz w:val="18"/>
-                <w:szCs w:val="18"/>
-              </w:rPr>
-              <w:t xml:space="preserve">. Value-added analysis </w:t>
-            </w:r>
-            <w:proofErr w:type="gramStart"/>
-            <w:r>
-              <w:rPr>
-                <w:color w:val="1B3A5C"/>
-                <w:sz w:val="18"/>
-                <w:szCs w:val="18"/>
-              </w:rPr>
-              <w:t>present with</w:t>
-            </w:r>
-            <w:proofErr w:type="gramEnd"/>
-            <w:r>
-              <w:rPr>
-                <w:color w:val="1B3A5C"/>
-                <w:sz w:val="18"/>
-                <w:szCs w:val="18"/>
-              </w:rPr>
-              <w:t xml:space="preserve"> minor misclassification.</w:t>
+              <w:t>Core as-is process captured. At least one exception shown. Value-added analysis present with minor misclassification.</w:t>
             </w:r>
           </w:p>
         </w:tc>
@@ -8067,25 +7830,7 @@
                 <w:szCs w:val="18"/>
               </w:rPr>
               <w:lastRenderedPageBreak/>
-              <w:t xml:space="preserve">Eliminated steps are named. Rationale </w:t>
-            </w:r>
-            <w:proofErr w:type="gramStart"/>
-            <w:r>
-              <w:rPr>
-                <w:color w:val="0F6E56"/>
-                <w:sz w:val="18"/>
-                <w:szCs w:val="18"/>
-              </w:rPr>
-              <w:t>connects</w:t>
-            </w:r>
-            <w:proofErr w:type="gramEnd"/>
-            <w:r>
-              <w:rPr>
-                <w:color w:val="0F6E56"/>
-                <w:sz w:val="18"/>
-                <w:szCs w:val="18"/>
-              </w:rPr>
-              <w:t xml:space="preserve"> process changes to user story backlog.</w:t>
+              <w:t>Eliminated steps are named. Rationale connects process changes to user story backlog.</w:t>
             </w:r>
           </w:p>
         </w:tc>
@@ -8916,11 +8661,6 @@
         <w:docPartUnique/>
       </w:docPartObj>
     </w:sdtPr>
-    <w:sdtEndPr>
-      <w:rPr>
-        <w:rStyle w:val="PageNumber"/>
-      </w:rPr>
-    </w:sdtEndPr>
     <w:sdtContent>
       <w:p>
         <w:pPr>
@@ -8979,11 +8719,6 @@
         <w:docPartUnique/>
       </w:docPartObj>
     </w:sdtPr>
-    <w:sdtEndPr>
-      <w:rPr>
-        <w:rStyle w:val="PageNumber"/>
-      </w:rPr>
-    </w:sdtEndPr>
     <w:sdtContent>
       <w:p>
         <w:pPr>
@@ -9986,6 +9721,7 @@
   <w:style w:type="character" w:default="1" w:styleId="DefaultParagraphFont">
     <w:name w:val="Default Paragraph Font"/>
     <w:uiPriority w:val="1"/>
+    <w:semiHidden/>
     <w:unhideWhenUsed/>
   </w:style>
   <w:style w:type="table" w:default="1" w:styleId="TableNormal">
